--- a/documentation/Polaris_v2.docx
+++ b/documentation/Polaris_v2.docx
@@ -20,7 +20,7 @@
     <w:p>
       <w:r>
         <w:pict w14:anchorId="7589336A">
-          <v:rect id="_x0000_i1163" style="width:0;height:1.5pt" o:hralign="center" o:hrstd="t" o:hr="t" fillcolor="#a0a0a0" stroked="f"/>
+          <v:rect id="_x0000_i1025" style="width:0;height:1.5pt" o:hralign="center" o:hrstd="t" o:hr="t" fillcolor="#a0a0a0" stroked="f"/>
         </w:pict>
       </w:r>
     </w:p>
@@ -67,7 +67,7 @@
     <w:p>
       <w:r>
         <w:pict w14:anchorId="2B8658C7">
-          <v:rect id="_x0000_i1164" style="width:0;height:1.5pt" o:hralign="center" o:hrstd="t" o:hr="t" fillcolor="#a0a0a0" stroked="f"/>
+          <v:rect id="_x0000_i1026" style="width:0;height:1.5pt" o:hralign="center" o:hrstd="t" o:hr="t" fillcolor="#a0a0a0" stroked="f"/>
         </w:pict>
       </w:r>
     </w:p>
@@ -199,7 +199,7 @@
     <w:p>
       <w:r>
         <w:pict w14:anchorId="5C089A17">
-          <v:rect id="_x0000_i1165" style="width:0;height:1.5pt" o:hralign="center" o:hrstd="t" o:hr="t" fillcolor="#a0a0a0" stroked="f"/>
+          <v:rect id="_x0000_i1027" style="width:0;height:1.5pt" o:hralign="center" o:hrstd="t" o:hr="t" fillcolor="#a0a0a0" stroked="f"/>
         </w:pict>
       </w:r>
     </w:p>
@@ -285,15 +285,7 @@
         </w:numPr>
       </w:pPr>
       <w:r>
-        <w:t xml:space="preserve">driver </w:t>
-      </w:r>
-      <w:proofErr w:type="spellStart"/>
-      <w:r>
-        <w:t>behavior</w:t>
-      </w:r>
-      <w:proofErr w:type="spellEnd"/>
-      <w:r>
-        <w:t xml:space="preserve"> monitoring</w:t>
+        <w:t>driver behavior monitoring</w:t>
       </w:r>
     </w:p>
     <w:p>
@@ -352,7 +344,7 @@
     <w:p>
       <w:r>
         <w:pict w14:anchorId="510C4F5A">
-          <v:rect id="_x0000_i1166" style="width:0;height:1.5pt" o:hralign="center" o:hrstd="t" o:hr="t" fillcolor="#a0a0a0" stroked="f"/>
+          <v:rect id="_x0000_i1028" style="width:0;height:1.5pt" o:hralign="center" o:hrstd="t" o:hr="t" fillcolor="#a0a0a0" stroked="f"/>
         </w:pict>
       </w:r>
     </w:p>
@@ -393,15 +385,7 @@
     </w:p>
     <w:p>
       <w:r>
-        <w:t xml:space="preserve">Many fleet management systems rely on batch-oriented data pipelines where telemetry data is stored before being </w:t>
-      </w:r>
-      <w:proofErr w:type="spellStart"/>
-      <w:r>
-        <w:t>analyzed</w:t>
-      </w:r>
-      <w:proofErr w:type="spellEnd"/>
-      <w:r>
-        <w:t>. This approach introduces delays between data generation and operational insight.</w:t>
+        <w:t>Many fleet management systems rely on batch-oriented data pipelines where telemetry data is stored before being analyzed. This approach introduces delays between data generation and operational insight.</w:t>
       </w:r>
     </w:p>
     <w:p>
@@ -412,7 +396,7 @@
     <w:p>
       <w:r>
         <w:pict w14:anchorId="604D1838">
-          <v:rect id="_x0000_i1167" style="width:0;height:1.5pt" o:hralign="center" o:hrstd="t" o:hr="t" fillcolor="#a0a0a0" stroked="f"/>
+          <v:rect id="_x0000_i1029" style="width:0;height:1.5pt" o:hralign="center" o:hrstd="t" o:hr="t" fillcolor="#a0a0a0" stroked="f"/>
         </w:pict>
       </w:r>
     </w:p>
@@ -439,7 +423,7 @@
     <w:p>
       <w:r>
         <w:pict w14:anchorId="08A70519">
-          <v:rect id="_x0000_i1168" style="width:0;height:1.5pt" o:hralign="center" o:hrstd="t" o:hr="t" fillcolor="#a0a0a0" stroked="f"/>
+          <v:rect id="_x0000_i1030" style="width:0;height:1.5pt" o:hralign="center" o:hrstd="t" o:hr="t" fillcolor="#a0a0a0" stroked="f"/>
         </w:pict>
       </w:r>
     </w:p>
@@ -471,7 +455,7 @@
     <w:p>
       <w:r>
         <w:pict w14:anchorId="0A7B4104">
-          <v:rect id="_x0000_i1169" style="width:0;height:1.5pt" o:hralign="center" o:hrstd="t" o:hr="t" fillcolor="#a0a0a0" stroked="f"/>
+          <v:rect id="_x0000_i1031" style="width:0;height:1.5pt" o:hralign="center" o:hrstd="t" o:hr="t" fillcolor="#a0a0a0" stroked="f"/>
         </w:pict>
       </w:r>
     </w:p>
@@ -514,7 +498,7 @@
     <w:p>
       <w:r>
         <w:pict w14:anchorId="3579DB05">
-          <v:rect id="_x0000_i1170" style="width:0;height:1.5pt" o:hralign="center" o:hrstd="t" o:hr="t" fillcolor="#a0a0a0" stroked="f"/>
+          <v:rect id="_x0000_i1032" style="width:0;height:1.5pt" o:hralign="center" o:hrstd="t" o:hr="t" fillcolor="#a0a0a0" stroked="f"/>
         </w:pict>
       </w:r>
     </w:p>
@@ -595,7 +579,7 @@
     <w:p>
       <w:r>
         <w:pict w14:anchorId="1ED41ADF">
-          <v:rect id="_x0000_i1171" style="width:0;height:1.5pt" o:hralign="center" o:hrstd="t" o:hr="t" fillcolor="#a0a0a0" stroked="f"/>
+          <v:rect id="_x0000_i1033" style="width:0;height:1.5pt" o:hralign="center" o:hrstd="t" o:hr="t" fillcolor="#a0a0a0" stroked="f"/>
         </w:pict>
       </w:r>
     </w:p>
@@ -665,7 +649,7 @@
     <w:p>
       <w:r>
         <w:pict w14:anchorId="4A179E80">
-          <v:rect id="_x0000_i1172" style="width:0;height:1.5pt" o:hralign="center" o:hrstd="t" o:hr="t" fillcolor="#a0a0a0" stroked="f"/>
+          <v:rect id="_x0000_i1034" style="width:0;height:1.5pt" o:hralign="center" o:hrstd="t" o:hr="t" fillcolor="#a0a0a0" stroked="f"/>
         </w:pict>
       </w:r>
     </w:p>
@@ -747,7 +731,7 @@
     <w:p>
       <w:r>
         <w:pict w14:anchorId="072864E7">
-          <v:rect id="_x0000_i1173" style="width:0;height:1.5pt" o:hralign="center" o:hrstd="t" o:hr="t" fillcolor="#a0a0a0" stroked="f"/>
+          <v:rect id="_x0000_i1035" style="width:0;height:1.5pt" o:hralign="center" o:hrstd="t" o:hr="t" fillcolor="#a0a0a0" stroked="f"/>
         </w:pict>
       </w:r>
     </w:p>
@@ -799,7 +783,7 @@
     <w:p>
       <w:r>
         <w:pict w14:anchorId="33B3A193">
-          <v:rect id="_x0000_i1174" style="width:0;height:1.5pt" o:hralign="center" o:hrstd="t" o:hr="t" fillcolor="#a0a0a0" stroked="f"/>
+          <v:rect id="_x0000_i1036" style="width:0;height:1.5pt" o:hralign="center" o:hrstd="t" o:hr="t" fillcolor="#a0a0a0" stroked="f"/>
         </w:pict>
       </w:r>
     </w:p>
@@ -826,7 +810,7 @@
     <w:p>
       <w:r>
         <w:pict w14:anchorId="0D4A4BF6">
-          <v:rect id="_x0000_i1175" style="width:0;height:1.5pt" o:hralign="center" o:hrstd="t" o:hr="t" fillcolor="#a0a0a0" stroked="f"/>
+          <v:rect id="_x0000_i1037" style="width:0;height:1.5pt" o:hralign="center" o:hrstd="t" o:hr="t" fillcolor="#a0a0a0" stroked="f"/>
         </w:pict>
       </w:r>
     </w:p>
@@ -853,7 +837,7 @@
     <w:p>
       <w:r>
         <w:pict w14:anchorId="7650E1BF">
-          <v:rect id="_x0000_i1176" style="width:0;height:1.5pt" o:hralign="center" o:hrstd="t" o:hr="t" fillcolor="#a0a0a0" stroked="f"/>
+          <v:rect id="_x0000_i1038" style="width:0;height:1.5pt" o:hralign="center" o:hrstd="t" o:hr="t" fillcolor="#a0a0a0" stroked="f"/>
         </w:pict>
       </w:r>
     </w:p>
@@ -880,7 +864,7 @@
     <w:p>
       <w:r>
         <w:pict w14:anchorId="17F1643C">
-          <v:rect id="_x0000_i1177" style="width:0;height:1.5pt" o:hralign="center" o:hrstd="t" o:hr="t" fillcolor="#a0a0a0" stroked="f"/>
+          <v:rect id="_x0000_i1039" style="width:0;height:1.5pt" o:hralign="center" o:hrstd="t" o:hr="t" fillcolor="#a0a0a0" stroked="f"/>
         </w:pict>
       </w:r>
     </w:p>
@@ -907,7 +891,7 @@
     <w:p>
       <w:r>
         <w:pict w14:anchorId="229F116A">
-          <v:rect id="_x0000_i1178" style="width:0;height:1.5pt" o:hralign="center" o:hrstd="t" o:hr="t" fillcolor="#a0a0a0" stroked="f"/>
+          <v:rect id="_x0000_i1040" style="width:0;height:1.5pt" o:hralign="center" o:hrstd="t" o:hr="t" fillcolor="#a0a0a0" stroked="f"/>
         </w:pict>
       </w:r>
     </w:p>
@@ -950,15 +934,7 @@
         </w:numPr>
       </w:pPr>
       <w:r>
-        <w:t xml:space="preserve">Enable continuous analytics for monitoring fleet </w:t>
-      </w:r>
-      <w:proofErr w:type="spellStart"/>
-      <w:r>
-        <w:t>behavior</w:t>
-      </w:r>
-      <w:proofErr w:type="spellEnd"/>
-      <w:r>
-        <w:t xml:space="preserve"> in real time.</w:t>
+        <w:t>Enable continuous analytics for monitoring fleet behavior in real time.</w:t>
       </w:r>
     </w:p>
     <w:p>
@@ -998,7 +974,7 @@
     <w:p>
       <w:r>
         <w:pict w14:anchorId="4B6BCB26">
-          <v:rect id="_x0000_i1179" style="width:0;height:1.5pt" o:hralign="center" o:hrstd="t" o:hr="t" fillcolor="#a0a0a0" stroked="f"/>
+          <v:rect id="_x0000_i1041" style="width:0;height:1.5pt" o:hralign="center" o:hrstd="t" o:hr="t" fillcolor="#a0a0a0" stroked="f"/>
         </w:pict>
       </w:r>
     </w:p>
@@ -1045,7 +1021,7 @@
     <w:p>
       <w:r>
         <w:pict w14:anchorId="015D6120">
-          <v:rect id="_x0000_i1180" style="width:0;height:1.5pt" o:hralign="center" o:hrstd="t" o:hr="t" fillcolor="#a0a0a0" stroked="f"/>
+          <v:rect id="_x0000_i1042" style="width:0;height:1.5pt" o:hralign="center" o:hrstd="t" o:hr="t" fillcolor="#a0a0a0" stroked="f"/>
         </w:pict>
       </w:r>
     </w:p>
@@ -1072,7 +1048,7 @@
     <w:p>
       <w:r>
         <w:pict w14:anchorId="7663C6D0">
-          <v:rect id="_x0000_i1181" style="width:0;height:1.5pt" o:hralign="center" o:hrstd="t" o:hr="t" fillcolor="#a0a0a0" stroked="f"/>
+          <v:rect id="_x0000_i1043" style="width:0;height:1.5pt" o:hralign="center" o:hrstd="t" o:hr="t" fillcolor="#a0a0a0" stroked="f"/>
         </w:pict>
       </w:r>
     </w:p>
@@ -1099,7 +1075,7 @@
     <w:p>
       <w:r>
         <w:pict w14:anchorId="6CCF109F">
-          <v:rect id="_x0000_i1182" style="width:0;height:1.5pt" o:hralign="center" o:hrstd="t" o:hr="t" fillcolor="#a0a0a0" stroked="f"/>
+          <v:rect id="_x0000_i1044" style="width:0;height:1.5pt" o:hralign="center" o:hrstd="t" o:hr="t" fillcolor="#a0a0a0" stroked="f"/>
         </w:pict>
       </w:r>
     </w:p>
@@ -1126,7 +1102,7 @@
     <w:p>
       <w:r>
         <w:pict w14:anchorId="5EBDA144">
-          <v:rect id="_x0000_i1183" style="width:0;height:1.5pt" o:hralign="center" o:hrstd="t" o:hr="t" fillcolor="#a0a0a0" stroked="f"/>
+          <v:rect id="_x0000_i1045" style="width:0;height:1.5pt" o:hralign="center" o:hrstd="t" o:hr="t" fillcolor="#a0a0a0" stroked="f"/>
         </w:pict>
       </w:r>
     </w:p>
@@ -1147,21 +1123,13 @@
     </w:p>
     <w:p>
       <w:r>
-        <w:t xml:space="preserve">Warehouses and logistics </w:t>
-      </w:r>
-      <w:proofErr w:type="spellStart"/>
-      <w:r>
-        <w:t>centers</w:t>
-      </w:r>
-      <w:proofErr w:type="spellEnd"/>
-      <w:r>
-        <w:t xml:space="preserve"> may deploy fleets of autonomous robots that require centralized orchestration.</w:t>
+        <w:t>Warehouses and logistics centers may deploy fleets of autonomous robots that require centralized orchestration.</w:t>
       </w:r>
     </w:p>
     <w:p>
       <w:r>
         <w:pict w14:anchorId="2BE09122">
-          <v:rect id="_x0000_i1184" style="width:0;height:1.5pt" o:hralign="center" o:hrstd="t" o:hr="t" fillcolor="#a0a0a0" stroked="f"/>
+          <v:rect id="_x0000_i1046" style="width:0;height:1.5pt" o:hralign="center" o:hrstd="t" o:hr="t" fillcolor="#a0a0a0" stroked="f"/>
         </w:pict>
       </w:r>
     </w:p>
@@ -1238,7 +1206,7 @@
     <w:p>
       <w:r>
         <w:pict w14:anchorId="612CA09D">
-          <v:rect id="_x0000_i1185" style="width:0;height:1.5pt" o:hralign="center" o:hrstd="t" o:hr="t" fillcolor="#a0a0a0" stroked="f"/>
+          <v:rect id="_x0000_i1047" style="width:0;height:1.5pt" o:hralign="center" o:hrstd="t" o:hr="t" fillcolor="#a0a0a0" stroked="f"/>
         </w:pict>
       </w:r>
     </w:p>
@@ -1343,47 +1311,7 @@
         <w:t>1.1 Universal Telemetry Gateway:</w:t>
       </w:r>
       <w:r>
-        <w:t xml:space="preserve"> A persistent WebSocket (and extensible) connection layer that accepts generic JSON payloads from any IoT device (e.g., </w:t>
-      </w:r>
-      <w:proofErr w:type="spellStart"/>
-      <w:r>
-        <w:t>node_id</w:t>
-      </w:r>
-      <w:proofErr w:type="spellEnd"/>
-      <w:r>
-        <w:t xml:space="preserve">, </w:t>
-      </w:r>
-      <w:proofErr w:type="spellStart"/>
-      <w:r>
-        <w:t>lat</w:t>
-      </w:r>
-      <w:proofErr w:type="spellEnd"/>
-      <w:r>
-        <w:t xml:space="preserve">, </w:t>
-      </w:r>
-      <w:proofErr w:type="spellStart"/>
-      <w:r>
-        <w:t>lon</w:t>
-      </w:r>
-      <w:proofErr w:type="spellEnd"/>
-      <w:r>
-        <w:t xml:space="preserve">, </w:t>
-      </w:r>
-      <w:proofErr w:type="spellStart"/>
-      <w:r>
-        <w:t>asset_class</w:t>
-      </w:r>
-      <w:proofErr w:type="spellEnd"/>
-      <w:r>
-        <w:t xml:space="preserve">, </w:t>
-      </w:r>
-      <w:proofErr w:type="spellStart"/>
-      <w:r>
-        <w:t>battery_level</w:t>
-      </w:r>
-      <w:proofErr w:type="spellEnd"/>
-      <w:r>
-        <w:t>).</w:t>
+        <w:t xml:space="preserve"> A persistent WebSocket (and extensible) connection layer that accepts generic JSON payloads from any IoT device (e.g., node_id, lat, lon, asset_class, battery_level).</w:t>
       </w:r>
     </w:p>
     <w:p>
@@ -1537,42 +1465,10 @@
           <w:b/>
           <w:bCs/>
         </w:rPr>
-        <w:t xml:space="preserve">2.2 Generic In-Memory </w:t>
-      </w:r>
-      <w:proofErr w:type="spellStart"/>
-      <w:r>
-        <w:rPr>
-          <w:b/>
-          <w:bCs/>
-        </w:rPr>
-        <w:t>QuadTree</w:t>
-      </w:r>
-      <w:proofErr w:type="spellEnd"/>
-      <w:r>
-        <w:rPr>
-          <w:b/>
-          <w:bCs/>
-        </w:rPr>
-        <w:t>:</w:t>
-      </w:r>
-      <w:r>
-        <w:t xml:space="preserve"> Refactoring the RAM map and </w:t>
-      </w:r>
-      <w:proofErr w:type="spellStart"/>
-      <w:r>
-        <w:t>QuadTree</w:t>
-      </w:r>
-      <w:proofErr w:type="spellEnd"/>
-      <w:r>
-        <w:t xml:space="preserve"> to store abstract </w:t>
-      </w:r>
-      <w:proofErr w:type="spellStart"/>
-      <w:r>
-        <w:t>SpatialNode</w:t>
-      </w:r>
-      <w:proofErr w:type="spellEnd"/>
-      <w:r>
-        <w:t xml:space="preserve"> structs instead of just Driver profiles, allowing the system to track anything with coordinates.</w:t>
+        <w:t>2.2 Generic In-Memory QuadTree:</w:t>
+      </w:r>
+      <w:r>
+        <w:t xml:space="preserve"> Refactoring the RAM map and QuadTree to store abstract SpatialNode structs instead of just Driver profiles, allowing the system to track anything with coordinates.</w:t>
       </w:r>
     </w:p>
     <w:p>
@@ -1657,15 +1553,7 @@
         <w:t>3.1 Live Heatmap Aggregation:</w:t>
       </w:r>
       <w:r>
-        <w:t xml:space="preserve"> A spatial aggregator that continuously queries the </w:t>
-      </w:r>
-      <w:proofErr w:type="spellStart"/>
-      <w:r>
-        <w:t>QuadTree</w:t>
-      </w:r>
-      <w:proofErr w:type="spellEnd"/>
-      <w:r>
-        <w:t xml:space="preserve"> to calculate node density across different geographic bounding boxes, powering a live heatmap on the frontend (e.g., red = congested, blue = sparse).</w:t>
+        <w:t xml:space="preserve"> A spatial aggregator that continuously queries the QuadTree to calculate node density across different geographic bounding boxes, powering a live heatmap on the frontend (e.g., red = congested, blue = sparse).</w:t>
       </w:r>
     </w:p>
     <w:p>
@@ -1793,15 +1681,7 @@
         <w:t>Car FSM:</w:t>
       </w:r>
       <w:r>
-        <w:t xml:space="preserve"> Idle to Dispatched to </w:t>
-      </w:r>
-      <w:proofErr w:type="spellStart"/>
-      <w:r>
-        <w:t>En_Route</w:t>
-      </w:r>
-      <w:proofErr w:type="spellEnd"/>
-      <w:r>
-        <w:t xml:space="preserve"> to Completed</w:t>
+        <w:t xml:space="preserve"> Idle to Dispatched to En_Route to Completed</w:t>
       </w:r>
     </w:p>
     <w:p>
@@ -1884,15 +1764,7 @@
         <w:t>4.1 The Rebalancing Engine:</w:t>
       </w:r>
       <w:r>
-        <w:t xml:space="preserve"> An autonomous background worker that constantly compares recent demand (API requests/Cold Zones) against supply (Idle Nodes in the </w:t>
-      </w:r>
-      <w:proofErr w:type="spellStart"/>
-      <w:r>
-        <w:t>QuadTree</w:t>
-      </w:r>
-      <w:proofErr w:type="spellEnd"/>
-      <w:r>
-        <w:t>).</w:t>
+        <w:t xml:space="preserve"> An autonomous background worker that constantly compares recent demand (API requests/Cold Zones) against supply (Idle Nodes in the QuadTree).</w:t>
       </w:r>
     </w:p>
     <w:p>
@@ -1910,23 +1782,7 @@
         <w:t>4.2 Automated Dispatch Directives:</w:t>
       </w:r>
       <w:r>
-        <w:t xml:space="preserve"> If the Rebalancing Engine detects an imbalance, it autonomously locks the nearest idle assets and pushes WebSocket commands to those devices (e.g., {"command": "RELOCATE", "</w:t>
-      </w:r>
-      <w:proofErr w:type="spellStart"/>
-      <w:r>
-        <w:t>target_lat</w:t>
-      </w:r>
-      <w:proofErr w:type="spellEnd"/>
-      <w:r>
-        <w:t>": X, "</w:t>
-      </w:r>
-      <w:proofErr w:type="spellStart"/>
-      <w:r>
-        <w:t>target_lon</w:t>
-      </w:r>
-      <w:proofErr w:type="spellEnd"/>
-      <w:r>
-        <w:t>": Y}) without human intervention.</w:t>
+        <w:t xml:space="preserve"> If the Rebalancing Engine detects an imbalance, it autonomously locks the nearest idle assets and pushes WebSocket commands to those devices (e.g., {"command": "RELOCATE", "target_lat": X, "target_lon": Y}) without human intervention.</w:t>
       </w:r>
     </w:p>
     <w:p>
@@ -1968,23 +1824,7 @@
         <w:t>5.1 Tenant Data Isolation:</w:t>
       </w:r>
       <w:r>
-        <w:t xml:space="preserve"> Implementing JWT authentication. When a fleet manager logs in, their </w:t>
-      </w:r>
-      <w:proofErr w:type="spellStart"/>
-      <w:r>
-        <w:t>tenant_id</w:t>
-      </w:r>
-      <w:proofErr w:type="spellEnd"/>
-      <w:r>
-        <w:t xml:space="preserve"> is automatically applied to all </w:t>
-      </w:r>
-      <w:proofErr w:type="spellStart"/>
-      <w:r>
-        <w:t>QuadTree</w:t>
-      </w:r>
-      <w:proofErr w:type="spellEnd"/>
-      <w:r>
-        <w:t xml:space="preserve"> searches, ensuring Logistics Company A cannot see Logistics Company B's vehicles.</w:t>
+        <w:t xml:space="preserve"> Implementing JWT authentication. When a fleet manager logs in, their tenant_id is automatically applied to all QuadTree searches, ensuring Logistics Company A cannot see Logistics Company B's vehicles.</w:t>
       </w:r>
     </w:p>
     <w:p>
@@ -2009,6 +1849,9 @@
     <w:p/>
     <w:p>
       <w:r>
+        <w:rPr>
+          <w:noProof/>
+        </w:rPr>
         <w:drawing>
           <wp:inline distT="0" distB="0" distL="0" distR="0" wp14:anchorId="35D524A7" wp14:editId="5AA5A009">
             <wp:extent cx="5731510" cy="3322955"/>
@@ -2047,6 +1890,90 @@
       </w:r>
     </w:p>
     <w:p/>
+    <w:p>
+      <w:r>
+        <w:t>System Flow:</w:t>
+      </w:r>
+    </w:p>
+    <w:p>
+      <w:r>
+        <w:drawing>
+          <wp:inline distT="0" distB="0" distL="0" distR="0" wp14:anchorId="59CDC89C" wp14:editId="4695E6EE">
+            <wp:extent cx="5058481" cy="266737"/>
+            <wp:effectExtent l="0" t="0" r="8890" b="0"/>
+            <wp:docPr id="979201644" name="Picture 1"/>
+            <wp:cNvGraphicFramePr>
+              <a:graphicFrameLocks xmlns:a="http://schemas.openxmlformats.org/drawingml/2006/main" noChangeAspect="1"/>
+            </wp:cNvGraphicFramePr>
+            <a:graphic xmlns:a="http://schemas.openxmlformats.org/drawingml/2006/main">
+              <a:graphicData uri="http://schemas.openxmlformats.org/drawingml/2006/picture">
+                <pic:pic xmlns:pic="http://schemas.openxmlformats.org/drawingml/2006/picture">
+                  <pic:nvPicPr>
+                    <pic:cNvPr id="979201644" name=""/>
+                    <pic:cNvPicPr/>
+                  </pic:nvPicPr>
+                  <pic:blipFill>
+                    <a:blip r:embed="rId6"/>
+                    <a:stretch>
+                      <a:fillRect/>
+                    </a:stretch>
+                  </pic:blipFill>
+                  <pic:spPr>
+                    <a:xfrm>
+                      <a:off x="0" y="0"/>
+                      <a:ext cx="5058481" cy="266737"/>
+                    </a:xfrm>
+                    <a:prstGeom prst="rect">
+                      <a:avLst/>
+                    </a:prstGeom>
+                  </pic:spPr>
+                </pic:pic>
+              </a:graphicData>
+            </a:graphic>
+          </wp:inline>
+        </w:drawing>
+      </w:r>
+    </w:p>
+    <w:p>
+      <w:r>
+        <w:lastRenderedPageBreak/>
+        <w:drawing>
+          <wp:inline distT="0" distB="0" distL="0" distR="0" wp14:anchorId="6753001A" wp14:editId="7637D3F6">
+            <wp:extent cx="4639322" cy="4686954"/>
+            <wp:effectExtent l="0" t="0" r="8890" b="0"/>
+            <wp:docPr id="604169249" name="Picture 1"/>
+            <wp:cNvGraphicFramePr>
+              <a:graphicFrameLocks xmlns:a="http://schemas.openxmlformats.org/drawingml/2006/main" noChangeAspect="1"/>
+            </wp:cNvGraphicFramePr>
+            <a:graphic xmlns:a="http://schemas.openxmlformats.org/drawingml/2006/main">
+              <a:graphicData uri="http://schemas.openxmlformats.org/drawingml/2006/picture">
+                <pic:pic xmlns:pic="http://schemas.openxmlformats.org/drawingml/2006/picture">
+                  <pic:nvPicPr>
+                    <pic:cNvPr id="604169249" name=""/>
+                    <pic:cNvPicPr/>
+                  </pic:nvPicPr>
+                  <pic:blipFill>
+                    <a:blip r:embed="rId7"/>
+                    <a:stretch>
+                      <a:fillRect/>
+                    </a:stretch>
+                  </pic:blipFill>
+                  <pic:spPr>
+                    <a:xfrm>
+                      <a:off x="0" y="0"/>
+                      <a:ext cx="4639322" cy="4686954"/>
+                    </a:xfrm>
+                    <a:prstGeom prst="rect">
+                      <a:avLst/>
+                    </a:prstGeom>
+                  </pic:spPr>
+                </pic:pic>
+              </a:graphicData>
+            </a:graphic>
+          </wp:inline>
+        </w:drawing>
+      </w:r>
+    </w:p>
     <w:sectPr>
       <w:pgSz w:w="11906" w:h="16838"/>
       <w:pgMar w:top="1440" w:right="1440" w:bottom="1440" w:left="1440" w:header="708" w:footer="708" w:gutter="0"/>
@@ -5517,6 +5444,7 @@
   <w:style w:type="character" w:default="1" w:styleId="DefaultParagraphFont">
     <w:name w:val="Default Paragraph Font"/>
     <w:uiPriority w:val="1"/>
+    <w:semiHidden/>
     <w:unhideWhenUsed/>
   </w:style>
   <w:style w:type="table" w:default="1" w:styleId="TableNormal">

--- a/documentation/Polaris_v2.docx
+++ b/documentation/Polaris_v2.docx
@@ -285,7 +285,15 @@
         </w:numPr>
       </w:pPr>
       <w:r>
-        <w:t>driver behavior monitoring</w:t>
+        <w:t xml:space="preserve">driver </w:t>
+      </w:r>
+      <w:proofErr w:type="spellStart"/>
+      <w:r>
+        <w:t>behavior</w:t>
+      </w:r>
+      <w:proofErr w:type="spellEnd"/>
+      <w:r>
+        <w:t xml:space="preserve"> monitoring</w:t>
       </w:r>
     </w:p>
     <w:p>
@@ -385,7 +393,15 @@
     </w:p>
     <w:p>
       <w:r>
-        <w:t>Many fleet management systems rely on batch-oriented data pipelines where telemetry data is stored before being analyzed. This approach introduces delays between data generation and operational insight.</w:t>
+        <w:t xml:space="preserve">Many fleet management systems rely on batch-oriented data pipelines where telemetry data is stored before being </w:t>
+      </w:r>
+      <w:proofErr w:type="spellStart"/>
+      <w:r>
+        <w:t>analyzed</w:t>
+      </w:r>
+      <w:proofErr w:type="spellEnd"/>
+      <w:r>
+        <w:t>. This approach introduces delays between data generation and operational insight.</w:t>
       </w:r>
     </w:p>
     <w:p>
@@ -934,7 +950,15 @@
         </w:numPr>
       </w:pPr>
       <w:r>
-        <w:t>Enable continuous analytics for monitoring fleet behavior in real time.</w:t>
+        <w:t xml:space="preserve">Enable continuous analytics for monitoring fleet </w:t>
+      </w:r>
+      <w:proofErr w:type="spellStart"/>
+      <w:r>
+        <w:t>behavior</w:t>
+      </w:r>
+      <w:proofErr w:type="spellEnd"/>
+      <w:r>
+        <w:t xml:space="preserve"> in real time.</w:t>
       </w:r>
     </w:p>
     <w:p>
@@ -1123,7 +1147,15 @@
     </w:p>
     <w:p>
       <w:r>
-        <w:t>Warehouses and logistics centers may deploy fleets of autonomous robots that require centralized orchestration.</w:t>
+        <w:t xml:space="preserve">Warehouses and logistics </w:t>
+      </w:r>
+      <w:proofErr w:type="spellStart"/>
+      <w:r>
+        <w:t>centers</w:t>
+      </w:r>
+      <w:proofErr w:type="spellEnd"/>
+      <w:r>
+        <w:t xml:space="preserve"> may deploy fleets of autonomous robots that require centralized orchestration.</w:t>
       </w:r>
     </w:p>
     <w:p>
@@ -1311,7 +1343,47 @@
         <w:t>1.1 Universal Telemetry Gateway:</w:t>
       </w:r>
       <w:r>
-        <w:t xml:space="preserve"> A persistent WebSocket (and extensible) connection layer that accepts generic JSON payloads from any IoT device (e.g., node_id, lat, lon, asset_class, battery_level).</w:t>
+        <w:t xml:space="preserve"> A persistent WebSocket (and extensible) connection layer that accepts generic JSON payloads from any IoT device (e.g., </w:t>
+      </w:r>
+      <w:proofErr w:type="spellStart"/>
+      <w:r>
+        <w:t>node_id</w:t>
+      </w:r>
+      <w:proofErr w:type="spellEnd"/>
+      <w:r>
+        <w:t xml:space="preserve">, </w:t>
+      </w:r>
+      <w:proofErr w:type="spellStart"/>
+      <w:r>
+        <w:t>lat</w:t>
+      </w:r>
+      <w:proofErr w:type="spellEnd"/>
+      <w:r>
+        <w:t xml:space="preserve">, </w:t>
+      </w:r>
+      <w:proofErr w:type="spellStart"/>
+      <w:r>
+        <w:t>lon</w:t>
+      </w:r>
+      <w:proofErr w:type="spellEnd"/>
+      <w:r>
+        <w:t xml:space="preserve">, </w:t>
+      </w:r>
+      <w:proofErr w:type="spellStart"/>
+      <w:r>
+        <w:t>asset_class</w:t>
+      </w:r>
+      <w:proofErr w:type="spellEnd"/>
+      <w:r>
+        <w:t xml:space="preserve">, </w:t>
+      </w:r>
+      <w:proofErr w:type="spellStart"/>
+      <w:r>
+        <w:t>battery_level</w:t>
+      </w:r>
+      <w:proofErr w:type="spellEnd"/>
+      <w:r>
+        <w:t>).</w:t>
       </w:r>
     </w:p>
     <w:p>
@@ -1465,10 +1537,42 @@
           <w:b/>
           <w:bCs/>
         </w:rPr>
-        <w:t>2.2 Generic In-Memory QuadTree:</w:t>
-      </w:r>
-      <w:r>
-        <w:t xml:space="preserve"> Refactoring the RAM map and QuadTree to store abstract SpatialNode structs instead of just Driver profiles, allowing the system to track anything with coordinates.</w:t>
+        <w:t xml:space="preserve">2.2 Generic In-Memory </w:t>
+      </w:r>
+      <w:proofErr w:type="spellStart"/>
+      <w:r>
+        <w:rPr>
+          <w:b/>
+          <w:bCs/>
+        </w:rPr>
+        <w:t>QuadTree</w:t>
+      </w:r>
+      <w:proofErr w:type="spellEnd"/>
+      <w:r>
+        <w:rPr>
+          <w:b/>
+          <w:bCs/>
+        </w:rPr>
+        <w:t>:</w:t>
+      </w:r>
+      <w:r>
+        <w:t xml:space="preserve"> Refactoring the RAM map and </w:t>
+      </w:r>
+      <w:proofErr w:type="spellStart"/>
+      <w:r>
+        <w:t>QuadTree</w:t>
+      </w:r>
+      <w:proofErr w:type="spellEnd"/>
+      <w:r>
+        <w:t xml:space="preserve"> to store abstract </w:t>
+      </w:r>
+      <w:proofErr w:type="spellStart"/>
+      <w:r>
+        <w:t>SpatialNode</w:t>
+      </w:r>
+      <w:proofErr w:type="spellEnd"/>
+      <w:r>
+        <w:t xml:space="preserve"> structs instead of just Driver profiles, allowing the system to track anything with coordinates.</w:t>
       </w:r>
     </w:p>
     <w:p>
@@ -1553,7 +1657,15 @@
         <w:t>3.1 Live Heatmap Aggregation:</w:t>
       </w:r>
       <w:r>
-        <w:t xml:space="preserve"> A spatial aggregator that continuously queries the QuadTree to calculate node density across different geographic bounding boxes, powering a live heatmap on the frontend (e.g., red = congested, blue = sparse).</w:t>
+        <w:t xml:space="preserve"> A spatial aggregator that continuously queries the </w:t>
+      </w:r>
+      <w:proofErr w:type="spellStart"/>
+      <w:r>
+        <w:t>QuadTree</w:t>
+      </w:r>
+      <w:proofErr w:type="spellEnd"/>
+      <w:r>
+        <w:t xml:space="preserve"> to calculate node density across different geographic bounding boxes, powering a live heatmap on the frontend (e.g., red = congested, blue = sparse).</w:t>
       </w:r>
     </w:p>
     <w:p>
@@ -1681,7 +1793,15 @@
         <w:t>Car FSM:</w:t>
       </w:r>
       <w:r>
-        <w:t xml:space="preserve"> Idle to Dispatched to En_Route to Completed</w:t>
+        <w:t xml:space="preserve"> Idle to Dispatched to </w:t>
+      </w:r>
+      <w:proofErr w:type="spellStart"/>
+      <w:r>
+        <w:t>En_Route</w:t>
+      </w:r>
+      <w:proofErr w:type="spellEnd"/>
+      <w:r>
+        <w:t xml:space="preserve"> to Completed</w:t>
       </w:r>
     </w:p>
     <w:p>
@@ -1764,7 +1884,15 @@
         <w:t>4.1 The Rebalancing Engine:</w:t>
       </w:r>
       <w:r>
-        <w:t xml:space="preserve"> An autonomous background worker that constantly compares recent demand (API requests/Cold Zones) against supply (Idle Nodes in the QuadTree).</w:t>
+        <w:t xml:space="preserve"> An autonomous background worker that constantly compares recent demand (API requests/Cold Zones) against supply (Idle Nodes in the </w:t>
+      </w:r>
+      <w:proofErr w:type="spellStart"/>
+      <w:r>
+        <w:t>QuadTree</w:t>
+      </w:r>
+      <w:proofErr w:type="spellEnd"/>
+      <w:r>
+        <w:t>).</w:t>
       </w:r>
     </w:p>
     <w:p>
@@ -1782,7 +1910,23 @@
         <w:t>4.2 Automated Dispatch Directives:</w:t>
       </w:r>
       <w:r>
-        <w:t xml:space="preserve"> If the Rebalancing Engine detects an imbalance, it autonomously locks the nearest idle assets and pushes WebSocket commands to those devices (e.g., {"command": "RELOCATE", "target_lat": X, "target_lon": Y}) without human intervention.</w:t>
+        <w:t xml:space="preserve"> If the Rebalancing Engine detects an imbalance, it autonomously locks the nearest idle assets and pushes WebSocket commands to those devices (e.g., {"command": "RELOCATE", "</w:t>
+      </w:r>
+      <w:proofErr w:type="spellStart"/>
+      <w:r>
+        <w:t>target_lat</w:t>
+      </w:r>
+      <w:proofErr w:type="spellEnd"/>
+      <w:r>
+        <w:t>": X, "</w:t>
+      </w:r>
+      <w:proofErr w:type="spellStart"/>
+      <w:r>
+        <w:t>target_lon</w:t>
+      </w:r>
+      <w:proofErr w:type="spellEnd"/>
+      <w:r>
+        <w:t>": Y}) without human intervention.</w:t>
       </w:r>
     </w:p>
     <w:p>
@@ -1824,7 +1968,23 @@
         <w:t>5.1 Tenant Data Isolation:</w:t>
       </w:r>
       <w:r>
-        <w:t xml:space="preserve"> Implementing JWT authentication. When a fleet manager logs in, their tenant_id is automatically applied to all QuadTree searches, ensuring Logistics Company A cannot see Logistics Company B's vehicles.</w:t>
+        <w:t xml:space="preserve"> Implementing JWT authentication. When a fleet manager logs in, their </w:t>
+      </w:r>
+      <w:proofErr w:type="spellStart"/>
+      <w:r>
+        <w:t>tenant_id</w:t>
+      </w:r>
+      <w:proofErr w:type="spellEnd"/>
+      <w:r>
+        <w:t xml:space="preserve"> is automatically applied to all </w:t>
+      </w:r>
+      <w:proofErr w:type="spellStart"/>
+      <w:r>
+        <w:t>QuadTree</w:t>
+      </w:r>
+      <w:proofErr w:type="spellEnd"/>
+      <w:r>
+        <w:t xml:space="preserve"> searches, ensuring Logistics Company A cannot see Logistics Company B's vehicles.</w:t>
       </w:r>
     </w:p>
     <w:p>
@@ -1897,6 +2057,9 @@
     </w:p>
     <w:p>
       <w:r>
+        <w:rPr>
+          <w:noProof/>
+        </w:rPr>
         <w:drawing>
           <wp:inline distT="0" distB="0" distL="0" distR="0" wp14:anchorId="59CDC89C" wp14:editId="4695E6EE">
             <wp:extent cx="5058481" cy="266737"/>
@@ -1936,6 +2099,9 @@
     </w:p>
     <w:p>
       <w:r>
+        <w:rPr>
+          <w:noProof/>
+        </w:rPr>
         <w:lastRenderedPageBreak/>
         <w:drawing>
           <wp:inline distT="0" distB="0" distL="0" distR="0" wp14:anchorId="6753001A" wp14:editId="7637D3F6">
@@ -1974,6 +2140,756 @@
         </w:drawing>
       </w:r>
     </w:p>
+    <w:p/>
+    <w:p/>
+    <w:p/>
+    <w:p/>
+    <w:p/>
+    <w:p/>
+    <w:p/>
+    <w:p/>
+    <w:p/>
+    <w:p/>
+    <w:p/>
+    <w:p/>
+    <w:p/>
+    <w:p>
+      <w:pPr>
+        <w:rPr>
+          <w:b/>
+          <w:bCs/>
+        </w:rPr>
+      </w:pPr>
+      <w:r>
+        <w:rPr>
+          <w:b/>
+          <w:bCs/>
+        </w:rPr>
+        <w:lastRenderedPageBreak/>
+        <w:t>POLARIS: The Enterprise Evolution Roadmap</w:t>
+      </w:r>
+    </w:p>
+    <w:p>
+      <w:pPr>
+        <w:rPr>
+          <w:b/>
+          <w:bCs/>
+        </w:rPr>
+      </w:pPr>
+      <w:r>
+        <w:rPr>
+          <w:b/>
+          <w:bCs/>
+        </w:rPr>
+        <w:t>v2.0: The Streaming Foundation (</w:t>
+      </w:r>
+      <w:r>
+        <w:rPr>
+          <w:rFonts w:ascii="Segoe UI Emoji" w:hAnsi="Segoe UI Emoji" w:cs="Segoe UI Emoji"/>
+          <w:b/>
+          <w:bCs/>
+        </w:rPr>
+        <w:t>📍</w:t>
+      </w:r>
+      <w:r>
+        <w:rPr>
+          <w:b/>
+          <w:bCs/>
+        </w:rPr>
+        <w:t xml:space="preserve"> You Are Here)</w:t>
+      </w:r>
+    </w:p>
+    <w:p>
+      <w:r>
+        <w:rPr>
+          <w:i/>
+          <w:iCs/>
+        </w:rPr>
+        <w:t>The monolithic proof-of-concept proving that real-time ingestion and spatial indexing can be decoupled.</w:t>
+      </w:r>
+    </w:p>
+    <w:p>
+      <w:pPr>
+        <w:numPr>
+          <w:ilvl w:val="0"/>
+          <w:numId w:val="20"/>
+        </w:numPr>
+      </w:pPr>
+      <w:r>
+        <w:rPr>
+          <w:b/>
+          <w:bCs/>
+        </w:rPr>
+        <w:t>Architecture:</w:t>
+      </w:r>
+      <w:r>
+        <w:t xml:space="preserve"> Single Go monolith, Redis Streams (shock absorber), PostgreSQL (ledger), In-memory </w:t>
+      </w:r>
+      <w:proofErr w:type="spellStart"/>
+      <w:r>
+        <w:t>QuadTree</w:t>
+      </w:r>
+      <w:proofErr w:type="spellEnd"/>
+      <w:r>
+        <w:t>.</w:t>
+      </w:r>
+    </w:p>
+    <w:p>
+      <w:pPr>
+        <w:numPr>
+          <w:ilvl w:val="0"/>
+          <w:numId w:val="20"/>
+        </w:numPr>
+      </w:pPr>
+      <w:r>
+        <w:rPr>
+          <w:b/>
+          <w:bCs/>
+        </w:rPr>
+        <w:t>Routing:</w:t>
+      </w:r>
+      <w:r>
+        <w:t xml:space="preserve"> Straight-line (Euclidean) flight paths.</w:t>
+      </w:r>
+    </w:p>
+    <w:p>
+      <w:pPr>
+        <w:numPr>
+          <w:ilvl w:val="0"/>
+          <w:numId w:val="20"/>
+        </w:numPr>
+      </w:pPr>
+      <w:r>
+        <w:rPr>
+          <w:b/>
+          <w:bCs/>
+        </w:rPr>
+        <w:t>Orchestration:</w:t>
+      </w:r>
+      <w:r>
+        <w:t xml:space="preserve"> Reactive static hubs (e.g., "Guindy needs 3 drones").</w:t>
+      </w:r>
+    </w:p>
+    <w:p>
+      <w:pPr>
+        <w:numPr>
+          <w:ilvl w:val="0"/>
+          <w:numId w:val="20"/>
+        </w:numPr>
+      </w:pPr>
+      <w:r>
+        <w:rPr>
+          <w:b/>
+          <w:bCs/>
+        </w:rPr>
+        <w:t>Status:</w:t>
+      </w:r>
+      <w:r>
+        <w:t xml:space="preserve"> </w:t>
+      </w:r>
+      <w:r>
+        <w:rPr>
+          <w:b/>
+          <w:bCs/>
+        </w:rPr>
+        <w:t xml:space="preserve">Completed &amp; </w:t>
+      </w:r>
+      <w:proofErr w:type="gramStart"/>
+      <w:r>
+        <w:rPr>
+          <w:b/>
+          <w:bCs/>
+        </w:rPr>
+        <w:t>Verified</w:t>
+      </w:r>
+      <w:proofErr w:type="gramEnd"/>
+      <w:r>
+        <w:rPr>
+          <w:b/>
+          <w:bCs/>
+        </w:rPr>
+        <w:t>.</w:t>
+      </w:r>
+    </w:p>
+    <w:p>
+      <w:r>
+        <w:pict w14:anchorId="4461AC95">
+          <v:rect id="_x0000_i1072" style="width:0;height:1.5pt" o:hralign="center" o:hrstd="t" o:hr="t" fillcolor="#a0a0a0" stroked="f"/>
+        </w:pict>
+      </w:r>
+    </w:p>
+    <w:p>
+      <w:pPr>
+        <w:rPr>
+          <w:b/>
+          <w:bCs/>
+        </w:rPr>
+      </w:pPr>
+      <w:r>
+        <w:rPr>
+          <w:b/>
+          <w:bCs/>
+        </w:rPr>
+        <w:t>v3.0: The Distributed Split &amp; Real-World Physics</w:t>
+      </w:r>
+    </w:p>
+    <w:p>
+      <w:r>
+        <w:rPr>
+          <w:i/>
+          <w:iCs/>
+        </w:rPr>
+        <w:t>The target for your capstone presentation. This phase proves the system can handle distributed microservices and real-world urban constraints.</w:t>
+      </w:r>
+    </w:p>
+    <w:p>
+      <w:pPr>
+        <w:numPr>
+          <w:ilvl w:val="0"/>
+          <w:numId w:val="21"/>
+        </w:numPr>
+      </w:pPr>
+      <w:r>
+        <w:rPr>
+          <w:b/>
+          <w:bCs/>
+        </w:rPr>
+        <w:t>Microservices Split:</w:t>
+      </w:r>
+      <w:r>
+        <w:t xml:space="preserve"> Break the Go monolith into two independent services to prove distributed capability:</w:t>
+      </w:r>
+    </w:p>
+    <w:p>
+      <w:pPr>
+        <w:numPr>
+          <w:ilvl w:val="1"/>
+          <w:numId w:val="21"/>
+        </w:numPr>
+      </w:pPr>
+      <w:r>
+        <w:rPr>
+          <w:i/>
+          <w:iCs/>
+        </w:rPr>
+        <w:t>Polaris-Gateway:</w:t>
+      </w:r>
+      <w:r>
+        <w:t xml:space="preserve"> Pure WebSocket handlers dumping JSON into Redis.</w:t>
+      </w:r>
+    </w:p>
+    <w:p>
+      <w:pPr>
+        <w:numPr>
+          <w:ilvl w:val="1"/>
+          <w:numId w:val="21"/>
+        </w:numPr>
+      </w:pPr>
+      <w:r>
+        <w:rPr>
+          <w:i/>
+          <w:iCs/>
+        </w:rPr>
+        <w:t>Polaris-Engine:</w:t>
+      </w:r>
+      <w:r>
+        <w:t xml:space="preserve"> Consuming from Redis, holding the </w:t>
+      </w:r>
+      <w:proofErr w:type="spellStart"/>
+      <w:r>
+        <w:t>QuadTree</w:t>
+      </w:r>
+      <w:proofErr w:type="spellEnd"/>
+      <w:r>
+        <w:t>, and serving the /match API.</w:t>
+      </w:r>
+    </w:p>
+    <w:p>
+      <w:pPr>
+        <w:numPr>
+          <w:ilvl w:val="0"/>
+          <w:numId w:val="21"/>
+        </w:numPr>
+      </w:pPr>
+      <w:r>
+        <w:rPr>
+          <w:b/>
+          <w:bCs/>
+        </w:rPr>
+        <w:t>Street-Level Routing:</w:t>
+      </w:r>
+      <w:r>
+        <w:t xml:space="preserve"> Activate the OSRM container. Snap ground vehicles (Class 1, 2, 4) to the actual street networks of Chennai, replacing straight lines with true driving ETAs, accounting for one-way streets and road networks.</w:t>
+      </w:r>
+    </w:p>
+    <w:p>
+      <w:pPr>
+        <w:numPr>
+          <w:ilvl w:val="0"/>
+          <w:numId w:val="21"/>
+        </w:numPr>
+      </w:pPr>
+      <w:r>
+        <w:rPr>
+          <w:b/>
+          <w:bCs/>
+        </w:rPr>
+        <w:t>Load Benchmarking:</w:t>
+      </w:r>
+      <w:r>
+        <w:t xml:space="preserve"> Write a Go stress-test script that spawns 50,000 concurrent </w:t>
+      </w:r>
+      <w:proofErr w:type="spellStart"/>
+      <w:r>
+        <w:t>WebSockets</w:t>
+      </w:r>
+      <w:proofErr w:type="spellEnd"/>
+      <w:r>
+        <w:t>.</w:t>
+      </w:r>
+    </w:p>
+    <w:p>
+      <w:pPr>
+        <w:numPr>
+          <w:ilvl w:val="0"/>
+          <w:numId w:val="21"/>
+        </w:numPr>
+      </w:pPr>
+      <w:r>
+        <w:rPr>
+          <w:b/>
+          <w:bCs/>
+        </w:rPr>
+        <w:t>Deliverable:</w:t>
+      </w:r>
+      <w:r>
+        <w:t xml:space="preserve"> A Grafana dashboard visualizing end-to-end latency (ping to map update) under extreme load.</w:t>
+      </w:r>
+    </w:p>
+    <w:p>
+      <w:r>
+        <w:pict w14:anchorId="7226A638">
+          <v:rect id="_x0000_i1073" style="width:0;height:1.5pt" o:hralign="center" o:hrstd="t" o:hr="t" fillcolor="#a0a0a0" stroked="f"/>
+        </w:pict>
+      </w:r>
+    </w:p>
+    <w:p>
+      <w:pPr>
+        <w:rPr>
+          <w:b/>
+          <w:bCs/>
+        </w:rPr>
+      </w:pPr>
+      <w:r>
+        <w:rPr>
+          <w:b/>
+          <w:bCs/>
+        </w:rPr>
+        <w:t>v4.0: Predictive Intelligence (The ML Layer)</w:t>
+      </w:r>
+    </w:p>
+    <w:p>
+      <w:r>
+        <w:rPr>
+          <w:i/>
+          <w:iCs/>
+        </w:rPr>
+        <w:t>Moving from reactive orchestration to predictive orchestration. This is where the platform becomes "smart."</w:t>
+      </w:r>
+    </w:p>
+    <w:p>
+      <w:pPr>
+        <w:numPr>
+          <w:ilvl w:val="0"/>
+          <w:numId w:val="22"/>
+        </w:numPr>
+      </w:pPr>
+      <w:r>
+        <w:rPr>
+          <w:b/>
+          <w:bCs/>
+        </w:rPr>
+        <w:t>Demand Forecasting:</w:t>
+      </w:r>
+      <w:r>
+        <w:t xml:space="preserve"> Instead of hardcoding zones, run batch jobs on the </w:t>
+      </w:r>
+      <w:proofErr w:type="spellStart"/>
+      <w:r>
+        <w:t>telemetry_history</w:t>
+      </w:r>
+      <w:proofErr w:type="spellEnd"/>
+      <w:r>
+        <w:t xml:space="preserve"> table in PostgreSQL.</w:t>
+      </w:r>
+    </w:p>
+    <w:p>
+      <w:pPr>
+        <w:numPr>
+          <w:ilvl w:val="0"/>
+          <w:numId w:val="22"/>
+        </w:numPr>
+      </w:pPr>
+      <w:r>
+        <w:rPr>
+          <w:b/>
+          <w:bCs/>
+        </w:rPr>
+        <w:lastRenderedPageBreak/>
+        <w:t>Clustering:</w:t>
+      </w:r>
+      <w:r>
+        <w:t xml:space="preserve"> Implement a K-Means clustering algorithm to </w:t>
+      </w:r>
+      <w:proofErr w:type="spellStart"/>
+      <w:r>
+        <w:t>analyze</w:t>
+      </w:r>
+      <w:proofErr w:type="spellEnd"/>
+      <w:r>
+        <w:t xml:space="preserve"> historical data and automatically identify shifting demand "hotspots" based on time of day (e.g., morning rush hour vs. midnight logistics).</w:t>
+      </w:r>
+    </w:p>
+    <w:p>
+      <w:pPr>
+        <w:numPr>
+          <w:ilvl w:val="0"/>
+          <w:numId w:val="22"/>
+        </w:numPr>
+      </w:pPr>
+      <w:r>
+        <w:rPr>
+          <w:b/>
+          <w:bCs/>
+        </w:rPr>
+        <w:t>Proactive Relocation:</w:t>
+      </w:r>
+      <w:r>
+        <w:t xml:space="preserve"> The Rebalancer reads the ML predictions and dispatches idle nodes to future hotspots </w:t>
+      </w:r>
+      <w:r>
+        <w:rPr>
+          <w:i/>
+          <w:iCs/>
+        </w:rPr>
+        <w:t>before</w:t>
+      </w:r>
+      <w:r>
+        <w:t xml:space="preserve"> the deficit actually occurs.</w:t>
+      </w:r>
+    </w:p>
+    <w:p>
+      <w:pPr>
+        <w:numPr>
+          <w:ilvl w:val="0"/>
+          <w:numId w:val="22"/>
+        </w:numPr>
+      </w:pPr>
+      <w:r>
+        <w:rPr>
+          <w:b/>
+          <w:bCs/>
+        </w:rPr>
+        <w:t>Deliverable:</w:t>
+      </w:r>
+      <w:r>
+        <w:t xml:space="preserve"> A UI toggle to view "Predicted Demand Zones" overlaying the live heatmap.</w:t>
+      </w:r>
+    </w:p>
+    <w:p>
+      <w:r>
+        <w:pict w14:anchorId="4FC3A73B">
+          <v:rect id="_x0000_i1074" style="width:0;height:1.5pt" o:hralign="center" o:hrstd="t" o:hr="t" fillcolor="#a0a0a0" stroked="f"/>
+        </w:pict>
+      </w:r>
+    </w:p>
+    <w:p>
+      <w:pPr>
+        <w:rPr>
+          <w:b/>
+          <w:bCs/>
+        </w:rPr>
+      </w:pPr>
+      <w:r>
+        <w:rPr>
+          <w:b/>
+          <w:bCs/>
+        </w:rPr>
+        <w:t>v5.0: The 1-Million Node Architecture (Enterprise Scale)</w:t>
+      </w:r>
+    </w:p>
+    <w:p>
+      <w:r>
+        <w:rPr>
+          <w:i/>
+          <w:iCs/>
+        </w:rPr>
+        <w:t>The production-grade overhaul required to handle massive, state-wide or global fleets without lock contention.</w:t>
+      </w:r>
+    </w:p>
+    <w:p>
+      <w:pPr>
+        <w:numPr>
+          <w:ilvl w:val="0"/>
+          <w:numId w:val="23"/>
+        </w:numPr>
+      </w:pPr>
+      <w:r>
+        <w:rPr>
+          <w:b/>
+          <w:bCs/>
+        </w:rPr>
+        <w:t>Spatial Sharding:</w:t>
+      </w:r>
+      <w:r>
+        <w:t xml:space="preserve"> Abandon the single, global </w:t>
+      </w:r>
+      <w:proofErr w:type="spellStart"/>
+      <w:r>
+        <w:t>QuadTree</w:t>
+      </w:r>
+      <w:proofErr w:type="spellEnd"/>
+      <w:r>
+        <w:t xml:space="preserve">. Implement a </w:t>
+      </w:r>
+      <w:proofErr w:type="spellStart"/>
+      <w:r>
+        <w:t>Geohashing</w:t>
+      </w:r>
+      <w:proofErr w:type="spellEnd"/>
+      <w:r>
+        <w:t xml:space="preserve"> strategy to partition the map. </w:t>
+      </w:r>
+      <w:r>
+        <w:rPr>
+          <w:i/>
+          <w:iCs/>
+        </w:rPr>
+        <w:t>Engine Instance A</w:t>
+      </w:r>
+      <w:r>
+        <w:t xml:space="preserve"> handles the northern </w:t>
+      </w:r>
+      <w:proofErr w:type="gramStart"/>
+      <w:r>
+        <w:t>grid,</w:t>
+      </w:r>
+      <w:proofErr w:type="gramEnd"/>
+      <w:r>
+        <w:t xml:space="preserve"> </w:t>
+      </w:r>
+      <w:r>
+        <w:rPr>
+          <w:i/>
+          <w:iCs/>
+        </w:rPr>
+        <w:t>Engine Instance B</w:t>
+      </w:r>
+      <w:r>
+        <w:t xml:space="preserve"> handles the southern grid.</w:t>
+      </w:r>
+    </w:p>
+    <w:p>
+      <w:pPr>
+        <w:numPr>
+          <w:ilvl w:val="0"/>
+          <w:numId w:val="23"/>
+        </w:numPr>
+      </w:pPr>
+      <w:r>
+        <w:rPr>
+          <w:b/>
+          <w:bCs/>
+        </w:rPr>
+        <w:t>Message Broker Upgrade:</w:t>
+      </w:r>
+      <w:r>
+        <w:t xml:space="preserve"> Migrate from Redis Streams to a highly durable, partitioned log system like Apache Kafka or </w:t>
+      </w:r>
+      <w:proofErr w:type="spellStart"/>
+      <w:r>
+        <w:t>Redpanda</w:t>
+      </w:r>
+      <w:proofErr w:type="spellEnd"/>
+      <w:r>
+        <w:t xml:space="preserve"> (which integrates beautifully with Go) for massive event throughput.</w:t>
+      </w:r>
+    </w:p>
+    <w:p>
+      <w:pPr>
+        <w:numPr>
+          <w:ilvl w:val="0"/>
+          <w:numId w:val="23"/>
+        </w:numPr>
+      </w:pPr>
+      <w:r>
+        <w:rPr>
+          <w:b/>
+          <w:bCs/>
+        </w:rPr>
+        <w:t>Highly Available State:</w:t>
+      </w:r>
+      <w:r>
+        <w:t xml:space="preserve"> Move the localized in-memory </w:t>
+      </w:r>
+      <w:proofErr w:type="spellStart"/>
+      <w:r>
+        <w:t>QuadTrees</w:t>
+      </w:r>
+      <w:proofErr w:type="spellEnd"/>
+      <w:r>
+        <w:t xml:space="preserve"> into a distributed, highly available data store (like Redis GEO or a specialized spatial database) so engine nodes become completely stateless and can scale horizontally to infinity.</w:t>
+      </w:r>
+    </w:p>
+    <w:p>
+      <w:pPr>
+        <w:numPr>
+          <w:ilvl w:val="0"/>
+          <w:numId w:val="23"/>
+        </w:numPr>
+      </w:pPr>
+      <w:r>
+        <w:rPr>
+          <w:b/>
+          <w:bCs/>
+        </w:rPr>
+        <w:t>Deliverable:</w:t>
+      </w:r>
+      <w:r>
+        <w:t xml:space="preserve"> Kubernetes deployment manifests allowing instant auto-scaling of the Gateway and Engine pods based on CPU load.</w:t>
+      </w:r>
+    </w:p>
+    <w:p>
+      <w:r>
+        <w:pict w14:anchorId="1FF36A10">
+          <v:rect id="_x0000_i1075" style="width:0;height:1.5pt" o:hralign="center" o:hrstd="t" o:hr="t" fillcolor="#a0a0a0" stroked="f"/>
+        </w:pict>
+      </w:r>
+    </w:p>
+    <w:p>
+      <w:pPr>
+        <w:rPr>
+          <w:b/>
+          <w:bCs/>
+        </w:rPr>
+      </w:pPr>
+      <w:r>
+        <w:rPr>
+          <w:b/>
+          <w:bCs/>
+        </w:rPr>
+        <w:t>v6.0: The Developer Ecosystem (The Startup Launch)</w:t>
+      </w:r>
+    </w:p>
+    <w:p>
+      <w:r>
+        <w:rPr>
+          <w:i/>
+          <w:iCs/>
+        </w:rPr>
+        <w:t>Transforming the internal tool into a commercial, API-first platform.</w:t>
+      </w:r>
+    </w:p>
+    <w:p>
+      <w:pPr>
+        <w:numPr>
+          <w:ilvl w:val="0"/>
+          <w:numId w:val="24"/>
+        </w:numPr>
+      </w:pPr>
+      <w:r>
+        <w:rPr>
+          <w:b/>
+          <w:bCs/>
+        </w:rPr>
+        <w:t>Client SDKs:</w:t>
+      </w:r>
+      <w:r>
+        <w:t xml:space="preserve"> Build lightweight Go, Python, and Node.js SDKs allowing enterprise customers to integrate their hardware with Polaris in three lines of code.</w:t>
+      </w:r>
+    </w:p>
+    <w:p>
+      <w:pPr>
+        <w:numPr>
+          <w:ilvl w:val="0"/>
+          <w:numId w:val="24"/>
+        </w:numPr>
+      </w:pPr>
+      <w:r>
+        <w:rPr>
+          <w:b/>
+          <w:bCs/>
+        </w:rPr>
+        <w:t>Security &amp; Multi-tenancy:</w:t>
+      </w:r>
+      <w:r>
+        <w:t xml:space="preserve"> Implement </w:t>
+      </w:r>
+      <w:proofErr w:type="spellStart"/>
+      <w:r>
+        <w:t>mTLS</w:t>
+      </w:r>
+      <w:proofErr w:type="spellEnd"/>
+      <w:r>
+        <w:t xml:space="preserve"> for hardware authentication and JWT-based API access. Ensure strict isolation via the </w:t>
+      </w:r>
+      <w:proofErr w:type="spellStart"/>
+      <w:r>
+        <w:t>tenant_id</w:t>
+      </w:r>
+      <w:proofErr w:type="spellEnd"/>
+      <w:r>
+        <w:t xml:space="preserve"> so Customer A's dispatchers cannot see Customer B's fleet.</w:t>
+      </w:r>
+    </w:p>
+    <w:p>
+      <w:pPr>
+        <w:numPr>
+          <w:ilvl w:val="0"/>
+          <w:numId w:val="24"/>
+        </w:numPr>
+      </w:pPr>
+      <w:r>
+        <w:rPr>
+          <w:b/>
+          <w:bCs/>
+        </w:rPr>
+        <w:t>Open-Source Core:</w:t>
+      </w:r>
+      <w:r>
+        <w:t xml:space="preserve"> Package the core ingestion and spatial engine as an open-source project (similar to how organizations like Ceph or </w:t>
+      </w:r>
+      <w:proofErr w:type="spellStart"/>
+      <w:r>
+        <w:t>Rocket.Chat</w:t>
+      </w:r>
+      <w:proofErr w:type="spellEnd"/>
+      <w:r>
+        <w:t xml:space="preserve"> operate), driving community adoption while monetizing the predictive ML and historical analytics features.</w:t>
+      </w:r>
+    </w:p>
+    <w:p>
+      <w:pPr>
+        <w:numPr>
+          <w:ilvl w:val="0"/>
+          <w:numId w:val="24"/>
+        </w:numPr>
+      </w:pPr>
+      <w:r>
+        <w:rPr>
+          <w:b/>
+          <w:bCs/>
+        </w:rPr>
+        <w:lastRenderedPageBreak/>
+        <w:t>Deliverable:</w:t>
+      </w:r>
+      <w:r>
+        <w:t xml:space="preserve"> Beautiful, interactive API documentation and a self-serve developer portal.</w:t>
+      </w:r>
+    </w:p>
+    <w:p/>
+    <w:p/>
+    <w:p/>
     <w:sectPr>
       <w:pgSz w:w="11906" w:h="16838"/>
       <w:pgMar w:top="1440" w:right="1440" w:bottom="1440" w:left="1440" w:header="708" w:footer="708" w:gutter="0"/>
@@ -2136,6 +3052,155 @@
     </w:lvl>
   </w:abstractNum>
   <w:abstractNum w:abstractNumId="1" w15:restartNumberingAfterBreak="0">
+    <w:nsid w:val="0CE67D38"/>
+    <w:multiLevelType w:val="multilevel"/>
+    <w:tmpl w:val="26B8E238"/>
+    <w:lvl w:ilvl="0">
+      <w:start w:val="1"/>
+      <w:numFmt w:val="bullet"/>
+      <w:lvlText w:val=""/>
+      <w:lvlJc w:val="left"/>
+      <w:pPr>
+        <w:tabs>
+          <w:tab w:val="num" w:pos="720"/>
+        </w:tabs>
+        <w:ind w:left="720" w:hanging="360"/>
+      </w:pPr>
+      <w:rPr>
+        <w:rFonts w:ascii="Symbol" w:hAnsi="Symbol" w:hint="default"/>
+        <w:sz w:val="20"/>
+      </w:rPr>
+    </w:lvl>
+    <w:lvl w:ilvl="1" w:tentative="1">
+      <w:start w:val="1"/>
+      <w:numFmt w:val="bullet"/>
+      <w:lvlText w:val="o"/>
+      <w:lvlJc w:val="left"/>
+      <w:pPr>
+        <w:tabs>
+          <w:tab w:val="num" w:pos="1440"/>
+        </w:tabs>
+        <w:ind w:left="1440" w:hanging="360"/>
+      </w:pPr>
+      <w:rPr>
+        <w:rFonts w:ascii="Courier New" w:hAnsi="Courier New" w:hint="default"/>
+        <w:sz w:val="20"/>
+      </w:rPr>
+    </w:lvl>
+    <w:lvl w:ilvl="2" w:tentative="1">
+      <w:start w:val="1"/>
+      <w:numFmt w:val="bullet"/>
+      <w:lvlText w:val=""/>
+      <w:lvlJc w:val="left"/>
+      <w:pPr>
+        <w:tabs>
+          <w:tab w:val="num" w:pos="2160"/>
+        </w:tabs>
+        <w:ind w:left="2160" w:hanging="360"/>
+      </w:pPr>
+      <w:rPr>
+        <w:rFonts w:ascii="Wingdings" w:hAnsi="Wingdings" w:hint="default"/>
+        <w:sz w:val="20"/>
+      </w:rPr>
+    </w:lvl>
+    <w:lvl w:ilvl="3" w:tentative="1">
+      <w:start w:val="1"/>
+      <w:numFmt w:val="bullet"/>
+      <w:lvlText w:val=""/>
+      <w:lvlJc w:val="left"/>
+      <w:pPr>
+        <w:tabs>
+          <w:tab w:val="num" w:pos="2880"/>
+        </w:tabs>
+        <w:ind w:left="2880" w:hanging="360"/>
+      </w:pPr>
+      <w:rPr>
+        <w:rFonts w:ascii="Wingdings" w:hAnsi="Wingdings" w:hint="default"/>
+        <w:sz w:val="20"/>
+      </w:rPr>
+    </w:lvl>
+    <w:lvl w:ilvl="4" w:tentative="1">
+      <w:start w:val="1"/>
+      <w:numFmt w:val="bullet"/>
+      <w:lvlText w:val=""/>
+      <w:lvlJc w:val="left"/>
+      <w:pPr>
+        <w:tabs>
+          <w:tab w:val="num" w:pos="3600"/>
+        </w:tabs>
+        <w:ind w:left="3600" w:hanging="360"/>
+      </w:pPr>
+      <w:rPr>
+        <w:rFonts w:ascii="Wingdings" w:hAnsi="Wingdings" w:hint="default"/>
+        <w:sz w:val="20"/>
+      </w:rPr>
+    </w:lvl>
+    <w:lvl w:ilvl="5" w:tentative="1">
+      <w:start w:val="1"/>
+      <w:numFmt w:val="bullet"/>
+      <w:lvlText w:val=""/>
+      <w:lvlJc w:val="left"/>
+      <w:pPr>
+        <w:tabs>
+          <w:tab w:val="num" w:pos="4320"/>
+        </w:tabs>
+        <w:ind w:left="4320" w:hanging="360"/>
+      </w:pPr>
+      <w:rPr>
+        <w:rFonts w:ascii="Wingdings" w:hAnsi="Wingdings" w:hint="default"/>
+        <w:sz w:val="20"/>
+      </w:rPr>
+    </w:lvl>
+    <w:lvl w:ilvl="6" w:tentative="1">
+      <w:start w:val="1"/>
+      <w:numFmt w:val="bullet"/>
+      <w:lvlText w:val=""/>
+      <w:lvlJc w:val="left"/>
+      <w:pPr>
+        <w:tabs>
+          <w:tab w:val="num" w:pos="5040"/>
+        </w:tabs>
+        <w:ind w:left="5040" w:hanging="360"/>
+      </w:pPr>
+      <w:rPr>
+        <w:rFonts w:ascii="Wingdings" w:hAnsi="Wingdings" w:hint="default"/>
+        <w:sz w:val="20"/>
+      </w:rPr>
+    </w:lvl>
+    <w:lvl w:ilvl="7" w:tentative="1">
+      <w:start w:val="1"/>
+      <w:numFmt w:val="bullet"/>
+      <w:lvlText w:val=""/>
+      <w:lvlJc w:val="left"/>
+      <w:pPr>
+        <w:tabs>
+          <w:tab w:val="num" w:pos="5760"/>
+        </w:tabs>
+        <w:ind w:left="5760" w:hanging="360"/>
+      </w:pPr>
+      <w:rPr>
+        <w:rFonts w:ascii="Wingdings" w:hAnsi="Wingdings" w:hint="default"/>
+        <w:sz w:val="20"/>
+      </w:rPr>
+    </w:lvl>
+    <w:lvl w:ilvl="8" w:tentative="1">
+      <w:start w:val="1"/>
+      <w:numFmt w:val="bullet"/>
+      <w:lvlText w:val=""/>
+      <w:lvlJc w:val="left"/>
+      <w:pPr>
+        <w:tabs>
+          <w:tab w:val="num" w:pos="6480"/>
+        </w:tabs>
+        <w:ind w:left="6480" w:hanging="360"/>
+      </w:pPr>
+      <w:rPr>
+        <w:rFonts w:ascii="Wingdings" w:hAnsi="Wingdings" w:hint="default"/>
+        <w:sz w:val="20"/>
+      </w:rPr>
+    </w:lvl>
+  </w:abstractNum>
+  <w:abstractNum w:abstractNumId="2" w15:restartNumberingAfterBreak="0">
     <w:nsid w:val="10942763"/>
     <w:multiLevelType w:val="multilevel"/>
     <w:tmpl w:val="67882F22"/>
@@ -2284,7 +3349,156 @@
       </w:rPr>
     </w:lvl>
   </w:abstractNum>
-  <w:abstractNum w:abstractNumId="2" w15:restartNumberingAfterBreak="0">
+  <w:abstractNum w:abstractNumId="3" w15:restartNumberingAfterBreak="0">
+    <w:nsid w:val="191D1FB4"/>
+    <w:multiLevelType w:val="multilevel"/>
+    <w:tmpl w:val="C29688E6"/>
+    <w:lvl w:ilvl="0">
+      <w:start w:val="1"/>
+      <w:numFmt w:val="bullet"/>
+      <w:lvlText w:val=""/>
+      <w:lvlJc w:val="left"/>
+      <w:pPr>
+        <w:tabs>
+          <w:tab w:val="num" w:pos="720"/>
+        </w:tabs>
+        <w:ind w:left="720" w:hanging="360"/>
+      </w:pPr>
+      <w:rPr>
+        <w:rFonts w:ascii="Symbol" w:hAnsi="Symbol" w:hint="default"/>
+        <w:sz w:val="20"/>
+      </w:rPr>
+    </w:lvl>
+    <w:lvl w:ilvl="1" w:tentative="1">
+      <w:start w:val="1"/>
+      <w:numFmt w:val="bullet"/>
+      <w:lvlText w:val="o"/>
+      <w:lvlJc w:val="left"/>
+      <w:pPr>
+        <w:tabs>
+          <w:tab w:val="num" w:pos="1440"/>
+        </w:tabs>
+        <w:ind w:left="1440" w:hanging="360"/>
+      </w:pPr>
+      <w:rPr>
+        <w:rFonts w:ascii="Courier New" w:hAnsi="Courier New" w:hint="default"/>
+        <w:sz w:val="20"/>
+      </w:rPr>
+    </w:lvl>
+    <w:lvl w:ilvl="2" w:tentative="1">
+      <w:start w:val="1"/>
+      <w:numFmt w:val="bullet"/>
+      <w:lvlText w:val=""/>
+      <w:lvlJc w:val="left"/>
+      <w:pPr>
+        <w:tabs>
+          <w:tab w:val="num" w:pos="2160"/>
+        </w:tabs>
+        <w:ind w:left="2160" w:hanging="360"/>
+      </w:pPr>
+      <w:rPr>
+        <w:rFonts w:ascii="Wingdings" w:hAnsi="Wingdings" w:hint="default"/>
+        <w:sz w:val="20"/>
+      </w:rPr>
+    </w:lvl>
+    <w:lvl w:ilvl="3" w:tentative="1">
+      <w:start w:val="1"/>
+      <w:numFmt w:val="bullet"/>
+      <w:lvlText w:val=""/>
+      <w:lvlJc w:val="left"/>
+      <w:pPr>
+        <w:tabs>
+          <w:tab w:val="num" w:pos="2880"/>
+        </w:tabs>
+        <w:ind w:left="2880" w:hanging="360"/>
+      </w:pPr>
+      <w:rPr>
+        <w:rFonts w:ascii="Wingdings" w:hAnsi="Wingdings" w:hint="default"/>
+        <w:sz w:val="20"/>
+      </w:rPr>
+    </w:lvl>
+    <w:lvl w:ilvl="4" w:tentative="1">
+      <w:start w:val="1"/>
+      <w:numFmt w:val="bullet"/>
+      <w:lvlText w:val=""/>
+      <w:lvlJc w:val="left"/>
+      <w:pPr>
+        <w:tabs>
+          <w:tab w:val="num" w:pos="3600"/>
+        </w:tabs>
+        <w:ind w:left="3600" w:hanging="360"/>
+      </w:pPr>
+      <w:rPr>
+        <w:rFonts w:ascii="Wingdings" w:hAnsi="Wingdings" w:hint="default"/>
+        <w:sz w:val="20"/>
+      </w:rPr>
+    </w:lvl>
+    <w:lvl w:ilvl="5" w:tentative="1">
+      <w:start w:val="1"/>
+      <w:numFmt w:val="bullet"/>
+      <w:lvlText w:val=""/>
+      <w:lvlJc w:val="left"/>
+      <w:pPr>
+        <w:tabs>
+          <w:tab w:val="num" w:pos="4320"/>
+        </w:tabs>
+        <w:ind w:left="4320" w:hanging="360"/>
+      </w:pPr>
+      <w:rPr>
+        <w:rFonts w:ascii="Wingdings" w:hAnsi="Wingdings" w:hint="default"/>
+        <w:sz w:val="20"/>
+      </w:rPr>
+    </w:lvl>
+    <w:lvl w:ilvl="6" w:tentative="1">
+      <w:start w:val="1"/>
+      <w:numFmt w:val="bullet"/>
+      <w:lvlText w:val=""/>
+      <w:lvlJc w:val="left"/>
+      <w:pPr>
+        <w:tabs>
+          <w:tab w:val="num" w:pos="5040"/>
+        </w:tabs>
+        <w:ind w:left="5040" w:hanging="360"/>
+      </w:pPr>
+      <w:rPr>
+        <w:rFonts w:ascii="Wingdings" w:hAnsi="Wingdings" w:hint="default"/>
+        <w:sz w:val="20"/>
+      </w:rPr>
+    </w:lvl>
+    <w:lvl w:ilvl="7" w:tentative="1">
+      <w:start w:val="1"/>
+      <w:numFmt w:val="bullet"/>
+      <w:lvlText w:val=""/>
+      <w:lvlJc w:val="left"/>
+      <w:pPr>
+        <w:tabs>
+          <w:tab w:val="num" w:pos="5760"/>
+        </w:tabs>
+        <w:ind w:left="5760" w:hanging="360"/>
+      </w:pPr>
+      <w:rPr>
+        <w:rFonts w:ascii="Wingdings" w:hAnsi="Wingdings" w:hint="default"/>
+        <w:sz w:val="20"/>
+      </w:rPr>
+    </w:lvl>
+    <w:lvl w:ilvl="8" w:tentative="1">
+      <w:start w:val="1"/>
+      <w:numFmt w:val="bullet"/>
+      <w:lvlText w:val=""/>
+      <w:lvlJc w:val="left"/>
+      <w:pPr>
+        <w:tabs>
+          <w:tab w:val="num" w:pos="6480"/>
+        </w:tabs>
+        <w:ind w:left="6480" w:hanging="360"/>
+      </w:pPr>
+      <w:rPr>
+        <w:rFonts w:ascii="Wingdings" w:hAnsi="Wingdings" w:hint="default"/>
+        <w:sz w:val="20"/>
+      </w:rPr>
+    </w:lvl>
+  </w:abstractNum>
+  <w:abstractNum w:abstractNumId="4" w15:restartNumberingAfterBreak="0">
     <w:nsid w:val="24452D9F"/>
     <w:multiLevelType w:val="multilevel"/>
     <w:tmpl w:val="D3B0B718"/>
@@ -2433,7 +3647,156 @@
       </w:rPr>
     </w:lvl>
   </w:abstractNum>
-  <w:abstractNum w:abstractNumId="3" w15:restartNumberingAfterBreak="0">
+  <w:abstractNum w:abstractNumId="5" w15:restartNumberingAfterBreak="0">
+    <w:nsid w:val="270638B3"/>
+    <w:multiLevelType w:val="multilevel"/>
+    <w:tmpl w:val="E76C97E2"/>
+    <w:lvl w:ilvl="0">
+      <w:start w:val="1"/>
+      <w:numFmt w:val="bullet"/>
+      <w:lvlText w:val=""/>
+      <w:lvlJc w:val="left"/>
+      <w:pPr>
+        <w:tabs>
+          <w:tab w:val="num" w:pos="720"/>
+        </w:tabs>
+        <w:ind w:left="720" w:hanging="360"/>
+      </w:pPr>
+      <w:rPr>
+        <w:rFonts w:ascii="Symbol" w:hAnsi="Symbol" w:hint="default"/>
+        <w:sz w:val="20"/>
+      </w:rPr>
+    </w:lvl>
+    <w:lvl w:ilvl="1" w:tentative="1">
+      <w:start w:val="1"/>
+      <w:numFmt w:val="bullet"/>
+      <w:lvlText w:val="o"/>
+      <w:lvlJc w:val="left"/>
+      <w:pPr>
+        <w:tabs>
+          <w:tab w:val="num" w:pos="1440"/>
+        </w:tabs>
+        <w:ind w:left="1440" w:hanging="360"/>
+      </w:pPr>
+      <w:rPr>
+        <w:rFonts w:ascii="Courier New" w:hAnsi="Courier New" w:hint="default"/>
+        <w:sz w:val="20"/>
+      </w:rPr>
+    </w:lvl>
+    <w:lvl w:ilvl="2" w:tentative="1">
+      <w:start w:val="1"/>
+      <w:numFmt w:val="bullet"/>
+      <w:lvlText w:val=""/>
+      <w:lvlJc w:val="left"/>
+      <w:pPr>
+        <w:tabs>
+          <w:tab w:val="num" w:pos="2160"/>
+        </w:tabs>
+        <w:ind w:left="2160" w:hanging="360"/>
+      </w:pPr>
+      <w:rPr>
+        <w:rFonts w:ascii="Wingdings" w:hAnsi="Wingdings" w:hint="default"/>
+        <w:sz w:val="20"/>
+      </w:rPr>
+    </w:lvl>
+    <w:lvl w:ilvl="3" w:tentative="1">
+      <w:start w:val="1"/>
+      <w:numFmt w:val="bullet"/>
+      <w:lvlText w:val=""/>
+      <w:lvlJc w:val="left"/>
+      <w:pPr>
+        <w:tabs>
+          <w:tab w:val="num" w:pos="2880"/>
+        </w:tabs>
+        <w:ind w:left="2880" w:hanging="360"/>
+      </w:pPr>
+      <w:rPr>
+        <w:rFonts w:ascii="Wingdings" w:hAnsi="Wingdings" w:hint="default"/>
+        <w:sz w:val="20"/>
+      </w:rPr>
+    </w:lvl>
+    <w:lvl w:ilvl="4" w:tentative="1">
+      <w:start w:val="1"/>
+      <w:numFmt w:val="bullet"/>
+      <w:lvlText w:val=""/>
+      <w:lvlJc w:val="left"/>
+      <w:pPr>
+        <w:tabs>
+          <w:tab w:val="num" w:pos="3600"/>
+        </w:tabs>
+        <w:ind w:left="3600" w:hanging="360"/>
+      </w:pPr>
+      <w:rPr>
+        <w:rFonts w:ascii="Wingdings" w:hAnsi="Wingdings" w:hint="default"/>
+        <w:sz w:val="20"/>
+      </w:rPr>
+    </w:lvl>
+    <w:lvl w:ilvl="5" w:tentative="1">
+      <w:start w:val="1"/>
+      <w:numFmt w:val="bullet"/>
+      <w:lvlText w:val=""/>
+      <w:lvlJc w:val="left"/>
+      <w:pPr>
+        <w:tabs>
+          <w:tab w:val="num" w:pos="4320"/>
+        </w:tabs>
+        <w:ind w:left="4320" w:hanging="360"/>
+      </w:pPr>
+      <w:rPr>
+        <w:rFonts w:ascii="Wingdings" w:hAnsi="Wingdings" w:hint="default"/>
+        <w:sz w:val="20"/>
+      </w:rPr>
+    </w:lvl>
+    <w:lvl w:ilvl="6" w:tentative="1">
+      <w:start w:val="1"/>
+      <w:numFmt w:val="bullet"/>
+      <w:lvlText w:val=""/>
+      <w:lvlJc w:val="left"/>
+      <w:pPr>
+        <w:tabs>
+          <w:tab w:val="num" w:pos="5040"/>
+        </w:tabs>
+        <w:ind w:left="5040" w:hanging="360"/>
+      </w:pPr>
+      <w:rPr>
+        <w:rFonts w:ascii="Wingdings" w:hAnsi="Wingdings" w:hint="default"/>
+        <w:sz w:val="20"/>
+      </w:rPr>
+    </w:lvl>
+    <w:lvl w:ilvl="7" w:tentative="1">
+      <w:start w:val="1"/>
+      <w:numFmt w:val="bullet"/>
+      <w:lvlText w:val=""/>
+      <w:lvlJc w:val="left"/>
+      <w:pPr>
+        <w:tabs>
+          <w:tab w:val="num" w:pos="5760"/>
+        </w:tabs>
+        <w:ind w:left="5760" w:hanging="360"/>
+      </w:pPr>
+      <w:rPr>
+        <w:rFonts w:ascii="Wingdings" w:hAnsi="Wingdings" w:hint="default"/>
+        <w:sz w:val="20"/>
+      </w:rPr>
+    </w:lvl>
+    <w:lvl w:ilvl="8" w:tentative="1">
+      <w:start w:val="1"/>
+      <w:numFmt w:val="bullet"/>
+      <w:lvlText w:val=""/>
+      <w:lvlJc w:val="left"/>
+      <w:pPr>
+        <w:tabs>
+          <w:tab w:val="num" w:pos="6480"/>
+        </w:tabs>
+        <w:ind w:left="6480" w:hanging="360"/>
+      </w:pPr>
+      <w:rPr>
+        <w:rFonts w:ascii="Wingdings" w:hAnsi="Wingdings" w:hint="default"/>
+        <w:sz w:val="20"/>
+      </w:rPr>
+    </w:lvl>
+  </w:abstractNum>
+  <w:abstractNum w:abstractNumId="6" w15:restartNumberingAfterBreak="0">
     <w:nsid w:val="2BEE0E08"/>
     <w:multiLevelType w:val="multilevel"/>
     <w:tmpl w:val="F4284324"/>
@@ -2582,7 +3945,7 @@
       </w:rPr>
     </w:lvl>
   </w:abstractNum>
-  <w:abstractNum w:abstractNumId="4" w15:restartNumberingAfterBreak="0">
+  <w:abstractNum w:abstractNumId="7" w15:restartNumberingAfterBreak="0">
     <w:nsid w:val="2CC42277"/>
     <w:multiLevelType w:val="multilevel"/>
     <w:tmpl w:val="B6C098B6"/>
@@ -2731,7 +4094,7 @@
       </w:rPr>
     </w:lvl>
   </w:abstractNum>
-  <w:abstractNum w:abstractNumId="5" w15:restartNumberingAfterBreak="0">
+  <w:abstractNum w:abstractNumId="8" w15:restartNumberingAfterBreak="0">
     <w:nsid w:val="2EB1728B"/>
     <w:multiLevelType w:val="multilevel"/>
     <w:tmpl w:val="3042A848"/>
@@ -2880,7 +4243,7 @@
       </w:rPr>
     </w:lvl>
   </w:abstractNum>
-  <w:abstractNum w:abstractNumId="6" w15:restartNumberingAfterBreak="0">
+  <w:abstractNum w:abstractNumId="9" w15:restartNumberingAfterBreak="0">
     <w:nsid w:val="313C06CB"/>
     <w:multiLevelType w:val="multilevel"/>
     <w:tmpl w:val="8A9ADB56"/>
@@ -3029,7 +4392,7 @@
       </w:rPr>
     </w:lvl>
   </w:abstractNum>
-  <w:abstractNum w:abstractNumId="7" w15:restartNumberingAfterBreak="0">
+  <w:abstractNum w:abstractNumId="10" w15:restartNumberingAfterBreak="0">
     <w:nsid w:val="3AFE5B1F"/>
     <w:multiLevelType w:val="multilevel"/>
     <w:tmpl w:val="0FE64AA6"/>
@@ -3178,7 +4541,7 @@
       </w:rPr>
     </w:lvl>
   </w:abstractNum>
-  <w:abstractNum w:abstractNumId="8" w15:restartNumberingAfterBreak="0">
+  <w:abstractNum w:abstractNumId="11" w15:restartNumberingAfterBreak="0">
     <w:nsid w:val="43253370"/>
     <w:multiLevelType w:val="multilevel"/>
     <w:tmpl w:val="173E2958"/>
@@ -3327,7 +4690,7 @@
       </w:rPr>
     </w:lvl>
   </w:abstractNum>
-  <w:abstractNum w:abstractNumId="9" w15:restartNumberingAfterBreak="0">
+  <w:abstractNum w:abstractNumId="12" w15:restartNumberingAfterBreak="0">
     <w:nsid w:val="446B7695"/>
     <w:multiLevelType w:val="multilevel"/>
     <w:tmpl w:val="01046D18"/>
@@ -3476,7 +4839,7 @@
       </w:rPr>
     </w:lvl>
   </w:abstractNum>
-  <w:abstractNum w:abstractNumId="10" w15:restartNumberingAfterBreak="0">
+  <w:abstractNum w:abstractNumId="13" w15:restartNumberingAfterBreak="0">
     <w:nsid w:val="45CC5759"/>
     <w:multiLevelType w:val="multilevel"/>
     <w:tmpl w:val="51689874"/>
@@ -3625,7 +4988,7 @@
       </w:rPr>
     </w:lvl>
   </w:abstractNum>
-  <w:abstractNum w:abstractNumId="11" w15:restartNumberingAfterBreak="0">
+  <w:abstractNum w:abstractNumId="14" w15:restartNumberingAfterBreak="0">
     <w:nsid w:val="46EC1718"/>
     <w:multiLevelType w:val="multilevel"/>
     <w:tmpl w:val="5D449328"/>
@@ -3774,7 +5137,7 @@
       </w:rPr>
     </w:lvl>
   </w:abstractNum>
-  <w:abstractNum w:abstractNumId="12" w15:restartNumberingAfterBreak="0">
+  <w:abstractNum w:abstractNumId="15" w15:restartNumberingAfterBreak="0">
     <w:nsid w:val="472A62DA"/>
     <w:multiLevelType w:val="multilevel"/>
     <w:tmpl w:val="11A8C8C6"/>
@@ -3923,7 +5286,156 @@
       </w:rPr>
     </w:lvl>
   </w:abstractNum>
-  <w:abstractNum w:abstractNumId="13" w15:restartNumberingAfterBreak="0">
+  <w:abstractNum w:abstractNumId="16" w15:restartNumberingAfterBreak="0">
+    <w:nsid w:val="49185A41"/>
+    <w:multiLevelType w:val="multilevel"/>
+    <w:tmpl w:val="8C60CE90"/>
+    <w:lvl w:ilvl="0">
+      <w:start w:val="1"/>
+      <w:numFmt w:val="bullet"/>
+      <w:lvlText w:val=""/>
+      <w:lvlJc w:val="left"/>
+      <w:pPr>
+        <w:tabs>
+          <w:tab w:val="num" w:pos="720"/>
+        </w:tabs>
+        <w:ind w:left="720" w:hanging="360"/>
+      </w:pPr>
+      <w:rPr>
+        <w:rFonts w:ascii="Symbol" w:hAnsi="Symbol" w:hint="default"/>
+        <w:sz w:val="20"/>
+      </w:rPr>
+    </w:lvl>
+    <w:lvl w:ilvl="1" w:tentative="1">
+      <w:start w:val="1"/>
+      <w:numFmt w:val="bullet"/>
+      <w:lvlText w:val="o"/>
+      <w:lvlJc w:val="left"/>
+      <w:pPr>
+        <w:tabs>
+          <w:tab w:val="num" w:pos="1440"/>
+        </w:tabs>
+        <w:ind w:left="1440" w:hanging="360"/>
+      </w:pPr>
+      <w:rPr>
+        <w:rFonts w:ascii="Courier New" w:hAnsi="Courier New" w:hint="default"/>
+        <w:sz w:val="20"/>
+      </w:rPr>
+    </w:lvl>
+    <w:lvl w:ilvl="2" w:tentative="1">
+      <w:start w:val="1"/>
+      <w:numFmt w:val="bullet"/>
+      <w:lvlText w:val=""/>
+      <w:lvlJc w:val="left"/>
+      <w:pPr>
+        <w:tabs>
+          <w:tab w:val="num" w:pos="2160"/>
+        </w:tabs>
+        <w:ind w:left="2160" w:hanging="360"/>
+      </w:pPr>
+      <w:rPr>
+        <w:rFonts w:ascii="Wingdings" w:hAnsi="Wingdings" w:hint="default"/>
+        <w:sz w:val="20"/>
+      </w:rPr>
+    </w:lvl>
+    <w:lvl w:ilvl="3" w:tentative="1">
+      <w:start w:val="1"/>
+      <w:numFmt w:val="bullet"/>
+      <w:lvlText w:val=""/>
+      <w:lvlJc w:val="left"/>
+      <w:pPr>
+        <w:tabs>
+          <w:tab w:val="num" w:pos="2880"/>
+        </w:tabs>
+        <w:ind w:left="2880" w:hanging="360"/>
+      </w:pPr>
+      <w:rPr>
+        <w:rFonts w:ascii="Wingdings" w:hAnsi="Wingdings" w:hint="default"/>
+        <w:sz w:val="20"/>
+      </w:rPr>
+    </w:lvl>
+    <w:lvl w:ilvl="4" w:tentative="1">
+      <w:start w:val="1"/>
+      <w:numFmt w:val="bullet"/>
+      <w:lvlText w:val=""/>
+      <w:lvlJc w:val="left"/>
+      <w:pPr>
+        <w:tabs>
+          <w:tab w:val="num" w:pos="3600"/>
+        </w:tabs>
+        <w:ind w:left="3600" w:hanging="360"/>
+      </w:pPr>
+      <w:rPr>
+        <w:rFonts w:ascii="Wingdings" w:hAnsi="Wingdings" w:hint="default"/>
+        <w:sz w:val="20"/>
+      </w:rPr>
+    </w:lvl>
+    <w:lvl w:ilvl="5" w:tentative="1">
+      <w:start w:val="1"/>
+      <w:numFmt w:val="bullet"/>
+      <w:lvlText w:val=""/>
+      <w:lvlJc w:val="left"/>
+      <w:pPr>
+        <w:tabs>
+          <w:tab w:val="num" w:pos="4320"/>
+        </w:tabs>
+        <w:ind w:left="4320" w:hanging="360"/>
+      </w:pPr>
+      <w:rPr>
+        <w:rFonts w:ascii="Wingdings" w:hAnsi="Wingdings" w:hint="default"/>
+        <w:sz w:val="20"/>
+      </w:rPr>
+    </w:lvl>
+    <w:lvl w:ilvl="6" w:tentative="1">
+      <w:start w:val="1"/>
+      <w:numFmt w:val="bullet"/>
+      <w:lvlText w:val=""/>
+      <w:lvlJc w:val="left"/>
+      <w:pPr>
+        <w:tabs>
+          <w:tab w:val="num" w:pos="5040"/>
+        </w:tabs>
+        <w:ind w:left="5040" w:hanging="360"/>
+      </w:pPr>
+      <w:rPr>
+        <w:rFonts w:ascii="Wingdings" w:hAnsi="Wingdings" w:hint="default"/>
+        <w:sz w:val="20"/>
+      </w:rPr>
+    </w:lvl>
+    <w:lvl w:ilvl="7" w:tentative="1">
+      <w:start w:val="1"/>
+      <w:numFmt w:val="bullet"/>
+      <w:lvlText w:val=""/>
+      <w:lvlJc w:val="left"/>
+      <w:pPr>
+        <w:tabs>
+          <w:tab w:val="num" w:pos="5760"/>
+        </w:tabs>
+        <w:ind w:left="5760" w:hanging="360"/>
+      </w:pPr>
+      <w:rPr>
+        <w:rFonts w:ascii="Wingdings" w:hAnsi="Wingdings" w:hint="default"/>
+        <w:sz w:val="20"/>
+      </w:rPr>
+    </w:lvl>
+    <w:lvl w:ilvl="8" w:tentative="1">
+      <w:start w:val="1"/>
+      <w:numFmt w:val="bullet"/>
+      <w:lvlText w:val=""/>
+      <w:lvlJc w:val="left"/>
+      <w:pPr>
+        <w:tabs>
+          <w:tab w:val="num" w:pos="6480"/>
+        </w:tabs>
+        <w:ind w:left="6480" w:hanging="360"/>
+      </w:pPr>
+      <w:rPr>
+        <w:rFonts w:ascii="Wingdings" w:hAnsi="Wingdings" w:hint="default"/>
+        <w:sz w:val="20"/>
+      </w:rPr>
+    </w:lvl>
+  </w:abstractNum>
+  <w:abstractNum w:abstractNumId="17" w15:restartNumberingAfterBreak="0">
     <w:nsid w:val="4E1B1A7F"/>
     <w:multiLevelType w:val="multilevel"/>
     <w:tmpl w:val="56E03DE2"/>
@@ -4036,7 +5548,7 @@
       </w:pPr>
     </w:lvl>
   </w:abstractNum>
-  <w:abstractNum w:abstractNumId="14" w15:restartNumberingAfterBreak="0">
+  <w:abstractNum w:abstractNumId="18" w15:restartNumberingAfterBreak="0">
     <w:nsid w:val="53634A87"/>
     <w:multiLevelType w:val="multilevel"/>
     <w:tmpl w:val="DDBC18F4"/>
@@ -4185,7 +5697,7 @@
       </w:rPr>
     </w:lvl>
   </w:abstractNum>
-  <w:abstractNum w:abstractNumId="15" w15:restartNumberingAfterBreak="0">
+  <w:abstractNum w:abstractNumId="19" w15:restartNumberingAfterBreak="0">
     <w:nsid w:val="60074718"/>
     <w:multiLevelType w:val="multilevel"/>
     <w:tmpl w:val="2B3E5D5E"/>
@@ -4334,7 +5846,156 @@
       </w:rPr>
     </w:lvl>
   </w:abstractNum>
-  <w:abstractNum w:abstractNumId="16" w15:restartNumberingAfterBreak="0">
+  <w:abstractNum w:abstractNumId="20" w15:restartNumberingAfterBreak="0">
+    <w:nsid w:val="64611F6D"/>
+    <w:multiLevelType w:val="multilevel"/>
+    <w:tmpl w:val="97A88CFC"/>
+    <w:lvl w:ilvl="0">
+      <w:start w:val="1"/>
+      <w:numFmt w:val="bullet"/>
+      <w:lvlText w:val=""/>
+      <w:lvlJc w:val="left"/>
+      <w:pPr>
+        <w:tabs>
+          <w:tab w:val="num" w:pos="720"/>
+        </w:tabs>
+        <w:ind w:left="720" w:hanging="360"/>
+      </w:pPr>
+      <w:rPr>
+        <w:rFonts w:ascii="Symbol" w:hAnsi="Symbol" w:hint="default"/>
+        <w:sz w:val="20"/>
+      </w:rPr>
+    </w:lvl>
+    <w:lvl w:ilvl="1">
+      <w:start w:val="1"/>
+      <w:numFmt w:val="bullet"/>
+      <w:lvlText w:val="o"/>
+      <w:lvlJc w:val="left"/>
+      <w:pPr>
+        <w:tabs>
+          <w:tab w:val="num" w:pos="1440"/>
+        </w:tabs>
+        <w:ind w:left="1440" w:hanging="360"/>
+      </w:pPr>
+      <w:rPr>
+        <w:rFonts w:ascii="Courier New" w:hAnsi="Courier New" w:hint="default"/>
+        <w:sz w:val="20"/>
+      </w:rPr>
+    </w:lvl>
+    <w:lvl w:ilvl="2" w:tentative="1">
+      <w:start w:val="1"/>
+      <w:numFmt w:val="bullet"/>
+      <w:lvlText w:val=""/>
+      <w:lvlJc w:val="left"/>
+      <w:pPr>
+        <w:tabs>
+          <w:tab w:val="num" w:pos="2160"/>
+        </w:tabs>
+        <w:ind w:left="2160" w:hanging="360"/>
+      </w:pPr>
+      <w:rPr>
+        <w:rFonts w:ascii="Wingdings" w:hAnsi="Wingdings" w:hint="default"/>
+        <w:sz w:val="20"/>
+      </w:rPr>
+    </w:lvl>
+    <w:lvl w:ilvl="3" w:tentative="1">
+      <w:start w:val="1"/>
+      <w:numFmt w:val="bullet"/>
+      <w:lvlText w:val=""/>
+      <w:lvlJc w:val="left"/>
+      <w:pPr>
+        <w:tabs>
+          <w:tab w:val="num" w:pos="2880"/>
+        </w:tabs>
+        <w:ind w:left="2880" w:hanging="360"/>
+      </w:pPr>
+      <w:rPr>
+        <w:rFonts w:ascii="Wingdings" w:hAnsi="Wingdings" w:hint="default"/>
+        <w:sz w:val="20"/>
+      </w:rPr>
+    </w:lvl>
+    <w:lvl w:ilvl="4" w:tentative="1">
+      <w:start w:val="1"/>
+      <w:numFmt w:val="bullet"/>
+      <w:lvlText w:val=""/>
+      <w:lvlJc w:val="left"/>
+      <w:pPr>
+        <w:tabs>
+          <w:tab w:val="num" w:pos="3600"/>
+        </w:tabs>
+        <w:ind w:left="3600" w:hanging="360"/>
+      </w:pPr>
+      <w:rPr>
+        <w:rFonts w:ascii="Wingdings" w:hAnsi="Wingdings" w:hint="default"/>
+        <w:sz w:val="20"/>
+      </w:rPr>
+    </w:lvl>
+    <w:lvl w:ilvl="5" w:tentative="1">
+      <w:start w:val="1"/>
+      <w:numFmt w:val="bullet"/>
+      <w:lvlText w:val=""/>
+      <w:lvlJc w:val="left"/>
+      <w:pPr>
+        <w:tabs>
+          <w:tab w:val="num" w:pos="4320"/>
+        </w:tabs>
+        <w:ind w:left="4320" w:hanging="360"/>
+      </w:pPr>
+      <w:rPr>
+        <w:rFonts w:ascii="Wingdings" w:hAnsi="Wingdings" w:hint="default"/>
+        <w:sz w:val="20"/>
+      </w:rPr>
+    </w:lvl>
+    <w:lvl w:ilvl="6" w:tentative="1">
+      <w:start w:val="1"/>
+      <w:numFmt w:val="bullet"/>
+      <w:lvlText w:val=""/>
+      <w:lvlJc w:val="left"/>
+      <w:pPr>
+        <w:tabs>
+          <w:tab w:val="num" w:pos="5040"/>
+        </w:tabs>
+        <w:ind w:left="5040" w:hanging="360"/>
+      </w:pPr>
+      <w:rPr>
+        <w:rFonts w:ascii="Wingdings" w:hAnsi="Wingdings" w:hint="default"/>
+        <w:sz w:val="20"/>
+      </w:rPr>
+    </w:lvl>
+    <w:lvl w:ilvl="7" w:tentative="1">
+      <w:start w:val="1"/>
+      <w:numFmt w:val="bullet"/>
+      <w:lvlText w:val=""/>
+      <w:lvlJc w:val="left"/>
+      <w:pPr>
+        <w:tabs>
+          <w:tab w:val="num" w:pos="5760"/>
+        </w:tabs>
+        <w:ind w:left="5760" w:hanging="360"/>
+      </w:pPr>
+      <w:rPr>
+        <w:rFonts w:ascii="Wingdings" w:hAnsi="Wingdings" w:hint="default"/>
+        <w:sz w:val="20"/>
+      </w:rPr>
+    </w:lvl>
+    <w:lvl w:ilvl="8" w:tentative="1">
+      <w:start w:val="1"/>
+      <w:numFmt w:val="bullet"/>
+      <w:lvlText w:val=""/>
+      <w:lvlJc w:val="left"/>
+      <w:pPr>
+        <w:tabs>
+          <w:tab w:val="num" w:pos="6480"/>
+        </w:tabs>
+        <w:ind w:left="6480" w:hanging="360"/>
+      </w:pPr>
+      <w:rPr>
+        <w:rFonts w:ascii="Wingdings" w:hAnsi="Wingdings" w:hint="default"/>
+        <w:sz w:val="20"/>
+      </w:rPr>
+    </w:lvl>
+  </w:abstractNum>
+  <w:abstractNum w:abstractNumId="21" w15:restartNumberingAfterBreak="0">
     <w:nsid w:val="67B67C54"/>
     <w:multiLevelType w:val="multilevel"/>
     <w:tmpl w:val="C5D066A0"/>
@@ -4483,7 +6144,7 @@
       </w:rPr>
     </w:lvl>
   </w:abstractNum>
-  <w:abstractNum w:abstractNumId="17" w15:restartNumberingAfterBreak="0">
+  <w:abstractNum w:abstractNumId="22" w15:restartNumberingAfterBreak="0">
     <w:nsid w:val="69C03B65"/>
     <w:multiLevelType w:val="multilevel"/>
     <w:tmpl w:val="8E783BEE"/>
@@ -4632,7 +6293,7 @@
       </w:rPr>
     </w:lvl>
   </w:abstractNum>
-  <w:abstractNum w:abstractNumId="18" w15:restartNumberingAfterBreak="0">
+  <w:abstractNum w:abstractNumId="23" w15:restartNumberingAfterBreak="0">
     <w:nsid w:val="6ACD0B2E"/>
     <w:multiLevelType w:val="multilevel"/>
     <w:tmpl w:val="1E84086A"/>
@@ -4782,61 +6443,76 @@
     </w:lvl>
   </w:abstractNum>
   <w:num w:numId="1" w16cid:durableId="1245988623">
+    <w:abstractNumId w:val="12"/>
+  </w:num>
+  <w:num w:numId="2" w16cid:durableId="910239724">
+    <w:abstractNumId w:val="11"/>
+  </w:num>
+  <w:num w:numId="3" w16cid:durableId="401828186">
+    <w:abstractNumId w:val="13"/>
+  </w:num>
+  <w:num w:numId="4" w16cid:durableId="982277827">
+    <w:abstractNumId w:val="21"/>
+  </w:num>
+  <w:num w:numId="5" w16cid:durableId="1340616017">
+    <w:abstractNumId w:val="4"/>
+  </w:num>
+  <w:num w:numId="6" w16cid:durableId="2025548702">
+    <w:abstractNumId w:val="15"/>
+  </w:num>
+  <w:num w:numId="7" w16cid:durableId="1124469154">
+    <w:abstractNumId w:val="17"/>
+  </w:num>
+  <w:num w:numId="8" w16cid:durableId="161359849">
+    <w:abstractNumId w:val="14"/>
+  </w:num>
+  <w:num w:numId="9" w16cid:durableId="248734882">
     <w:abstractNumId w:val="9"/>
   </w:num>
-  <w:num w:numId="2" w16cid:durableId="910239724">
+  <w:num w:numId="10" w16cid:durableId="1100443562">
+    <w:abstractNumId w:val="22"/>
+  </w:num>
+  <w:num w:numId="11" w16cid:durableId="1578399600">
+    <w:abstractNumId w:val="2"/>
+  </w:num>
+  <w:num w:numId="12" w16cid:durableId="677848310">
+    <w:abstractNumId w:val="19"/>
+  </w:num>
+  <w:num w:numId="13" w16cid:durableId="1122963368">
     <w:abstractNumId w:val="8"/>
   </w:num>
-  <w:num w:numId="3" w16cid:durableId="401828186">
+  <w:num w:numId="14" w16cid:durableId="144976773">
+    <w:abstractNumId w:val="6"/>
+  </w:num>
+  <w:num w:numId="15" w16cid:durableId="555435153">
     <w:abstractNumId w:val="10"/>
   </w:num>
-  <w:num w:numId="4" w16cid:durableId="982277827">
-    <w:abstractNumId w:val="16"/>
-  </w:num>
-  <w:num w:numId="5" w16cid:durableId="1340616017">
-    <w:abstractNumId w:val="2"/>
-  </w:num>
-  <w:num w:numId="6" w16cid:durableId="2025548702">
-    <w:abstractNumId w:val="12"/>
-  </w:num>
-  <w:num w:numId="7" w16cid:durableId="1124469154">
-    <w:abstractNumId w:val="13"/>
-  </w:num>
-  <w:num w:numId="8" w16cid:durableId="161359849">
-    <w:abstractNumId w:val="11"/>
-  </w:num>
-  <w:num w:numId="9" w16cid:durableId="248734882">
-    <w:abstractNumId w:val="6"/>
-  </w:num>
-  <w:num w:numId="10" w16cid:durableId="1100443562">
-    <w:abstractNumId w:val="17"/>
-  </w:num>
-  <w:num w:numId="11" w16cid:durableId="1578399600">
-    <w:abstractNumId w:val="1"/>
-  </w:num>
-  <w:num w:numId="12" w16cid:durableId="677848310">
-    <w:abstractNumId w:val="15"/>
-  </w:num>
-  <w:num w:numId="13" w16cid:durableId="1122963368">
-    <w:abstractNumId w:val="5"/>
-  </w:num>
-  <w:num w:numId="14" w16cid:durableId="144976773">
-    <w:abstractNumId w:val="3"/>
-  </w:num>
-  <w:num w:numId="15" w16cid:durableId="555435153">
+  <w:num w:numId="16" w16cid:durableId="364062181">
     <w:abstractNumId w:val="7"/>
-  </w:num>
-  <w:num w:numId="16" w16cid:durableId="364062181">
-    <w:abstractNumId w:val="4"/>
   </w:num>
   <w:num w:numId="17" w16cid:durableId="616109339">
     <w:abstractNumId w:val="0"/>
   </w:num>
   <w:num w:numId="18" w16cid:durableId="1379817005">
-    <w:abstractNumId w:val="14"/>
+    <w:abstractNumId w:val="18"/>
   </w:num>
   <w:num w:numId="19" w16cid:durableId="595019979">
-    <w:abstractNumId w:val="18"/>
+    <w:abstractNumId w:val="23"/>
+  </w:num>
+  <w:num w:numId="20" w16cid:durableId="377826108">
+    <w:abstractNumId w:val="1"/>
+  </w:num>
+  <w:num w:numId="21" w16cid:durableId="161511215">
+    <w:abstractNumId w:val="20"/>
+  </w:num>
+  <w:num w:numId="22" w16cid:durableId="603928650">
+    <w:abstractNumId w:val="3"/>
+  </w:num>
+  <w:num w:numId="23" w16cid:durableId="696320781">
+    <w:abstractNumId w:val="5"/>
+  </w:num>
+  <w:num w:numId="24" w16cid:durableId="1992976924">
+    <w:abstractNumId w:val="16"/>
   </w:num>
 </w:numbering>
 </file>
@@ -5444,7 +7120,6 @@
   <w:style w:type="character" w:default="1" w:styleId="DefaultParagraphFont">
     <w:name w:val="Default Paragraph Font"/>
     <w:uiPriority w:val="1"/>
-    <w:semiHidden/>
     <w:unhideWhenUsed/>
   </w:style>
   <w:style w:type="table" w:default="1" w:styleId="TableNormal">
